--- a/sablony/stetce - dlouhy text sk.docx
+++ b/sablony/stetce - dlouhy text sk.docx
@@ -4,17 +4,19 @@
   <w:body>
     <w:p>
       <w:pPr>
-        <w:pStyle w:val="Text"/>
-      </w:pPr>
-      <w:r>
-        <w:rPr>
-          <w:rtl w:val="0"/>
+        <w:pStyle w:val="Text A"/>
+      </w:pPr>
+      <w:r>
+        <w:rPr>
+          <w:rtl w:val="0"/>
+          <w:lang w:val="en-US"/>
         </w:rPr>
         <w:t>&lt;!-- ===================== UNIVERZ</w:t>
       </w:r>
       <w:r>
         <w:rPr>
           <w:rtl w:val="0"/>
+          <w:lang w:val="en-US"/>
         </w:rPr>
         <w:t>Á</w:t>
       </w:r>
@@ -28,6 +30,7 @@
       <w:r>
         <w:rPr>
           <w:rtl w:val="0"/>
+          <w:lang w:val="en-US"/>
         </w:rPr>
         <w:t>Š</w:t>
       </w:r>
@@ -41,1481 +44,1659 @@
       <w:r>
         <w:rPr>
           <w:rtl w:val="0"/>
+          <w:lang w:val="en-US"/>
         </w:rPr>
         <w:t>Ó</w:t>
       </w:r>
       <w:r>
         <w:rPr>
           <w:rtl w:val="0"/>
+          <w:lang w:val="en-US"/>
         </w:rPr>
         <w:t>NA PRODUKTU ===================== --&gt;</w:t>
       </w:r>
     </w:p>
     <w:p>
       <w:pPr>
-        <w:pStyle w:val="Text"/>
-      </w:pPr>
-      <w:r>
-        <w:rPr>
-          <w:rtl w:val="0"/>
+        <w:pStyle w:val="Text A"/>
+      </w:pPr>
+      <w:r>
+        <w:rPr>
+          <w:rtl w:val="0"/>
+          <w:lang w:val="en-US"/>
         </w:rPr>
         <w:t>&lt;style&gt;&lt;!--</w:t>
       </w:r>
     </w:p>
     <w:p>
       <w:pPr>
-        <w:pStyle w:val="Text"/>
-      </w:pPr>
-      <w:r>
-        <w:rPr>
-          <w:rtl w:val="0"/>
+        <w:pStyle w:val="Text A"/>
+      </w:pPr>
+      <w:r>
+        <w:rPr>
+          <w:rtl w:val="0"/>
+          <w:lang w:val="en-US"/>
         </w:rPr>
         <w:t>body {</w:t>
       </w:r>
     </w:p>
     <w:p>
       <w:pPr>
-        <w:pStyle w:val="Text"/>
-      </w:pPr>
-      <w:r>
-        <w:rPr>
-          <w:rtl w:val="0"/>
+        <w:pStyle w:val="Text A"/>
+        <w:rPr>
           <w:lang w:val="nl-NL"/>
         </w:rPr>
+      </w:pPr>
+      <w:r>
+        <w:rPr>
+          <w:rtl w:val="0"/>
+          <w:lang w:val="nl-NL"/>
+        </w:rPr>
         <w:t xml:space="preserve">  font-family: 'Inter', 'Helvetica Neue', sans-serif;</w:t>
       </w:r>
     </w:p>
     <w:p>
       <w:pPr>
-        <w:pStyle w:val="Text"/>
-      </w:pPr>
-      <w:r>
-        <w:rPr>
-          <w:rtl w:val="0"/>
+        <w:pStyle w:val="Text A"/>
+      </w:pPr>
+      <w:r>
+        <w:rPr>
+          <w:rtl w:val="0"/>
+          <w:lang w:val="en-US"/>
         </w:rPr>
         <w:t xml:space="preserve">  background-color: #fff;</w:t>
       </w:r>
     </w:p>
     <w:p>
       <w:pPr>
-        <w:pStyle w:val="Text"/>
-      </w:pPr>
-      <w:r>
-        <w:rPr>
-          <w:rtl w:val="0"/>
+        <w:pStyle w:val="Text A"/>
+      </w:pPr>
+      <w:r>
+        <w:rPr>
+          <w:rtl w:val="0"/>
+          <w:lang w:val="en-US"/>
         </w:rPr>
         <w:t xml:space="preserve">  color: #333;</w:t>
       </w:r>
     </w:p>
     <w:p>
       <w:pPr>
-        <w:pStyle w:val="Text"/>
-      </w:pPr>
-      <w:r>
-        <w:rPr>
-          <w:rtl w:val="0"/>
+        <w:pStyle w:val="Text A"/>
+      </w:pPr>
+      <w:r>
+        <w:rPr>
+          <w:rtl w:val="0"/>
+          <w:lang w:val="en-US"/>
         </w:rPr>
         <w:t xml:space="preserve">  line-height: 1.5;</w:t>
       </w:r>
     </w:p>
     <w:p>
       <w:pPr>
-        <w:pStyle w:val="Text"/>
-      </w:pPr>
-      <w:r>
-        <w:rPr>
-          <w:rtl w:val="0"/>
+        <w:pStyle w:val="Text A"/>
+      </w:pPr>
+      <w:r>
+        <w:rPr>
+          <w:rtl w:val="0"/>
+          <w:lang w:val="en-US"/>
         </w:rPr>
         <w:t xml:space="preserve">  margin: 0;</w:t>
       </w:r>
     </w:p>
     <w:p>
       <w:pPr>
-        <w:pStyle w:val="Text"/>
-      </w:pPr>
-      <w:r>
-        <w:rPr>
-          <w:rtl w:val="0"/>
+        <w:pStyle w:val="Text A"/>
+      </w:pPr>
+      <w:r>
+        <w:rPr>
+          <w:rtl w:val="0"/>
+          <w:lang w:val="en-US"/>
         </w:rPr>
         <w:t xml:space="preserve">  padding: 0;</w:t>
       </w:r>
     </w:p>
     <w:p>
       <w:pPr>
-        <w:pStyle w:val="Text"/>
-      </w:pPr>
-      <w:r>
-        <w:rPr>
-          <w:rtl w:val="0"/>
+        <w:pStyle w:val="Text A"/>
+      </w:pPr>
+      <w:r>
+        <w:rPr>
+          <w:rtl w:val="0"/>
+          <w:lang w:val="en-US"/>
         </w:rPr>
         <w:t>}</w:t>
       </w:r>
     </w:p>
     <w:p>
       <w:pPr>
-        <w:pStyle w:val="Text"/>
-      </w:pPr>
-    </w:p>
-    <w:p>
-      <w:pPr>
-        <w:pStyle w:val="Text"/>
-      </w:pPr>
-      <w:r>
-        <w:rPr>
-          <w:rtl w:val="0"/>
+        <w:pStyle w:val="Text A"/>
+      </w:pPr>
+    </w:p>
+    <w:p>
+      <w:pPr>
+        <w:pStyle w:val="Text A"/>
+      </w:pPr>
+      <w:r>
+        <w:rPr>
+          <w:rtl w:val="0"/>
+          <w:lang w:val="en-US"/>
         </w:rPr>
         <w:t>h1, h2, h3 {</w:t>
       </w:r>
     </w:p>
     <w:p>
       <w:pPr>
-        <w:pStyle w:val="Text"/>
-      </w:pPr>
-      <w:r>
-        <w:rPr>
-          <w:rtl w:val="0"/>
+        <w:pStyle w:val="Text A"/>
+      </w:pPr>
+      <w:r>
+        <w:rPr>
+          <w:rtl w:val="0"/>
+          <w:lang w:val="en-US"/>
         </w:rPr>
         <w:t xml:space="preserve">  color: #004466;</w:t>
       </w:r>
     </w:p>
     <w:p>
       <w:pPr>
-        <w:pStyle w:val="Text"/>
-      </w:pPr>
-      <w:r>
-        <w:rPr>
-          <w:rtl w:val="0"/>
+        <w:pStyle w:val="Text A"/>
+      </w:pPr>
+      <w:r>
+        <w:rPr>
+          <w:rtl w:val="0"/>
+          <w:lang w:val="en-US"/>
         </w:rPr>
         <w:t xml:space="preserve">  font-weight: 700;</w:t>
       </w:r>
     </w:p>
     <w:p>
       <w:pPr>
-        <w:pStyle w:val="Text"/>
-      </w:pPr>
-      <w:r>
-        <w:rPr>
-          <w:rtl w:val="0"/>
+        <w:pStyle w:val="Text A"/>
+      </w:pPr>
+      <w:r>
+        <w:rPr>
+          <w:rtl w:val="0"/>
+          <w:lang w:val="en-US"/>
         </w:rPr>
         <w:t xml:space="preserve">  margin-top: 0;</w:t>
       </w:r>
     </w:p>
     <w:p>
       <w:pPr>
-        <w:pStyle w:val="Text"/>
-      </w:pPr>
-      <w:r>
-        <w:rPr>
-          <w:rtl w:val="0"/>
+        <w:pStyle w:val="Text A"/>
+        <w:rPr>
           <w:lang w:val="it-IT"/>
         </w:rPr>
+      </w:pPr>
+      <w:r>
+        <w:rPr>
+          <w:rtl w:val="0"/>
+          <w:lang w:val="it-IT"/>
+        </w:rPr>
         <w:t xml:space="preserve">  margin-bottom: 12px;</w:t>
       </w:r>
     </w:p>
     <w:p>
       <w:pPr>
-        <w:pStyle w:val="Text"/>
-      </w:pPr>
-      <w:r>
-        <w:rPr>
-          <w:rtl w:val="0"/>
+        <w:pStyle w:val="Text A"/>
+      </w:pPr>
+      <w:r>
+        <w:rPr>
+          <w:rtl w:val="0"/>
+          <w:lang w:val="en-US"/>
         </w:rPr>
         <w:t>}</w:t>
       </w:r>
     </w:p>
     <w:p>
       <w:pPr>
-        <w:pStyle w:val="Text"/>
-      </w:pPr>
-    </w:p>
-    <w:p>
-      <w:pPr>
-        <w:pStyle w:val="Text"/>
-      </w:pPr>
-      <w:r>
-        <w:rPr>
-          <w:rtl w:val="0"/>
+        <w:pStyle w:val="Text A"/>
+      </w:pPr>
+    </w:p>
+    <w:p>
+      <w:pPr>
+        <w:pStyle w:val="Text A"/>
+        <w:rPr>
           <w:lang w:val="ru-RU"/>
         </w:rPr>
+      </w:pPr>
+      <w:r>
+        <w:rPr>
+          <w:rtl w:val="0"/>
+          <w:lang w:val="ru-RU"/>
+        </w:rPr>
         <w:t>h1 {</w:t>
       </w:r>
     </w:p>
     <w:p>
       <w:pPr>
-        <w:pStyle w:val="Text"/>
-      </w:pPr>
-      <w:r>
-        <w:rPr>
-          <w:rtl w:val="0"/>
+        <w:pStyle w:val="Text A"/>
+      </w:pPr>
+      <w:r>
+        <w:rPr>
+          <w:rtl w:val="0"/>
+          <w:lang w:val="en-US"/>
         </w:rPr>
         <w:t xml:space="preserve">  font-size: 36px;</w:t>
       </w:r>
     </w:p>
     <w:p>
       <w:pPr>
-        <w:pStyle w:val="Text"/>
-      </w:pPr>
-      <w:r>
-        <w:rPr>
-          <w:rtl w:val="0"/>
+        <w:pStyle w:val="Text A"/>
+      </w:pPr>
+      <w:r>
+        <w:rPr>
+          <w:rtl w:val="0"/>
+          <w:lang w:val="en-US"/>
         </w:rPr>
         <w:t xml:space="preserve">  text-align: center;</w:t>
       </w:r>
     </w:p>
     <w:p>
       <w:pPr>
-        <w:pStyle w:val="Text"/>
-      </w:pPr>
-      <w:r>
-        <w:rPr>
-          <w:rtl w:val="0"/>
+        <w:pStyle w:val="Text A"/>
+      </w:pPr>
+      <w:r>
+        <w:rPr>
+          <w:rtl w:val="0"/>
+          <w:lang w:val="en-US"/>
         </w:rPr>
         <w:t xml:space="preserve">  margin-top: 40px;</w:t>
       </w:r>
     </w:p>
     <w:p>
       <w:pPr>
-        <w:pStyle w:val="Text"/>
-      </w:pPr>
-      <w:r>
-        <w:rPr>
-          <w:rtl w:val="0"/>
+        <w:pStyle w:val="Text A"/>
+        <w:rPr>
           <w:lang w:val="it-IT"/>
         </w:rPr>
+      </w:pPr>
+      <w:r>
+        <w:rPr>
+          <w:rtl w:val="0"/>
+          <w:lang w:val="it-IT"/>
+        </w:rPr>
         <w:t xml:space="preserve">  margin-bottom: 16px;</w:t>
       </w:r>
     </w:p>
     <w:p>
       <w:pPr>
-        <w:pStyle w:val="Text"/>
-      </w:pPr>
-      <w:r>
-        <w:rPr>
-          <w:rtl w:val="0"/>
+        <w:pStyle w:val="Text A"/>
+      </w:pPr>
+      <w:r>
+        <w:rPr>
+          <w:rtl w:val="0"/>
+          <w:lang w:val="en-US"/>
         </w:rPr>
         <w:t>}</w:t>
       </w:r>
     </w:p>
     <w:p>
       <w:pPr>
-        <w:pStyle w:val="Text"/>
-      </w:pPr>
-    </w:p>
-    <w:p>
-      <w:pPr>
-        <w:pStyle w:val="Text"/>
-      </w:pPr>
-      <w:r>
-        <w:rPr>
-          <w:rtl w:val="0"/>
+        <w:pStyle w:val="Text A"/>
+      </w:pPr>
+    </w:p>
+    <w:p>
+      <w:pPr>
+        <w:pStyle w:val="Text A"/>
+      </w:pPr>
+      <w:r>
+        <w:rPr>
+          <w:rtl w:val="0"/>
+          <w:lang w:val="en-US"/>
         </w:rPr>
         <w:t>h2 {</w:t>
       </w:r>
     </w:p>
     <w:p>
       <w:pPr>
-        <w:pStyle w:val="Text"/>
-      </w:pPr>
-      <w:r>
-        <w:rPr>
-          <w:rtl w:val="0"/>
+        <w:pStyle w:val="Text A"/>
+      </w:pPr>
+      <w:r>
+        <w:rPr>
+          <w:rtl w:val="0"/>
+          <w:lang w:val="en-US"/>
         </w:rPr>
         <w:t xml:space="preserve">  font-size: 22px;</w:t>
       </w:r>
     </w:p>
     <w:p>
       <w:pPr>
-        <w:pStyle w:val="Text"/>
-      </w:pPr>
-      <w:r>
-        <w:rPr>
-          <w:rtl w:val="0"/>
+        <w:pStyle w:val="Text A"/>
+      </w:pPr>
+      <w:r>
+        <w:rPr>
+          <w:rtl w:val="0"/>
+          <w:lang w:val="en-US"/>
         </w:rPr>
         <w:t xml:space="preserve">  margin-top: 32px;</w:t>
       </w:r>
     </w:p>
     <w:p>
       <w:pPr>
-        <w:pStyle w:val="Text"/>
-      </w:pPr>
-      <w:r>
-        <w:rPr>
-          <w:rtl w:val="0"/>
+        <w:pStyle w:val="Text A"/>
+        <w:rPr>
           <w:lang w:val="it-IT"/>
         </w:rPr>
+      </w:pPr>
+      <w:r>
+        <w:rPr>
+          <w:rtl w:val="0"/>
+          <w:lang w:val="it-IT"/>
+        </w:rPr>
         <w:t xml:space="preserve">  margin-bottom: 10px;</w:t>
       </w:r>
     </w:p>
     <w:p>
       <w:pPr>
-        <w:pStyle w:val="Text"/>
-      </w:pPr>
-      <w:r>
-        <w:rPr>
-          <w:rtl w:val="0"/>
+        <w:pStyle w:val="Text A"/>
+      </w:pPr>
+      <w:r>
+        <w:rPr>
+          <w:rtl w:val="0"/>
+          <w:lang w:val="en-US"/>
         </w:rPr>
         <w:t>}</w:t>
       </w:r>
     </w:p>
     <w:p>
       <w:pPr>
-        <w:pStyle w:val="Text"/>
-      </w:pPr>
-    </w:p>
-    <w:p>
-      <w:pPr>
-        <w:pStyle w:val="Text"/>
-      </w:pPr>
-      <w:r>
-        <w:rPr>
-          <w:rtl w:val="0"/>
+        <w:pStyle w:val="Text A"/>
+      </w:pPr>
+    </w:p>
+    <w:p>
+      <w:pPr>
+        <w:pStyle w:val="Text A"/>
+      </w:pPr>
+      <w:r>
+        <w:rPr>
+          <w:rtl w:val="0"/>
+          <w:lang w:val="en-US"/>
         </w:rPr>
         <w:t>h3 {</w:t>
       </w:r>
     </w:p>
     <w:p>
       <w:pPr>
-        <w:pStyle w:val="Text"/>
-      </w:pPr>
-      <w:r>
-        <w:rPr>
-          <w:rtl w:val="0"/>
+        <w:pStyle w:val="Text A"/>
+      </w:pPr>
+      <w:r>
+        <w:rPr>
+          <w:rtl w:val="0"/>
+          <w:lang w:val="en-US"/>
         </w:rPr>
         <w:t xml:space="preserve">  font-size: 18px;</w:t>
       </w:r>
     </w:p>
     <w:p>
       <w:pPr>
-        <w:pStyle w:val="Text"/>
-      </w:pPr>
-      <w:r>
-        <w:rPr>
-          <w:rtl w:val="0"/>
+        <w:pStyle w:val="Text A"/>
+        <w:rPr>
           <w:lang w:val="it-IT"/>
         </w:rPr>
+      </w:pPr>
+      <w:r>
+        <w:rPr>
+          <w:rtl w:val="0"/>
+          <w:lang w:val="it-IT"/>
+        </w:rPr>
         <w:t xml:space="preserve">  margin-top: 24px;</w:t>
       </w:r>
     </w:p>
     <w:p>
       <w:pPr>
-        <w:pStyle w:val="Text"/>
-      </w:pPr>
-      <w:r>
-        <w:rPr>
-          <w:rtl w:val="0"/>
+        <w:pStyle w:val="Text A"/>
+        <w:rPr>
           <w:lang w:val="it-IT"/>
         </w:rPr>
+      </w:pPr>
+      <w:r>
+        <w:rPr>
+          <w:rtl w:val="0"/>
+          <w:lang w:val="it-IT"/>
+        </w:rPr>
         <w:t xml:space="preserve">  margin-bottom: 8px;</w:t>
       </w:r>
     </w:p>
     <w:p>
       <w:pPr>
-        <w:pStyle w:val="Text"/>
-      </w:pPr>
-      <w:r>
-        <w:rPr>
-          <w:rtl w:val="0"/>
+        <w:pStyle w:val="Text A"/>
+      </w:pPr>
+      <w:r>
+        <w:rPr>
+          <w:rtl w:val="0"/>
+          <w:lang w:val="en-US"/>
         </w:rPr>
         <w:t>}</w:t>
       </w:r>
     </w:p>
     <w:p>
       <w:pPr>
-        <w:pStyle w:val="Text"/>
-      </w:pPr>
-    </w:p>
-    <w:p>
-      <w:pPr>
-        <w:pStyle w:val="Text"/>
-      </w:pPr>
-      <w:r>
-        <w:rPr>
-          <w:rtl w:val="0"/>
+        <w:pStyle w:val="Text A"/>
+      </w:pPr>
+    </w:p>
+    <w:p>
+      <w:pPr>
+        <w:pStyle w:val="Text A"/>
+        <w:rPr>
           <w:lang w:val="fr-FR"/>
         </w:rPr>
+      </w:pPr>
+      <w:r>
+        <w:rPr>
+          <w:rtl w:val="0"/>
+          <w:lang w:val="fr-FR"/>
+        </w:rPr>
         <w:t>.section {</w:t>
       </w:r>
     </w:p>
     <w:p>
       <w:pPr>
-        <w:pStyle w:val="Text"/>
-      </w:pPr>
-      <w:r>
-        <w:rPr>
-          <w:rtl w:val="0"/>
+        <w:pStyle w:val="Text A"/>
+        <w:rPr>
           <w:lang w:val="de-DE"/>
         </w:rPr>
+      </w:pPr>
+      <w:r>
+        <w:rPr>
+          <w:rtl w:val="0"/>
+          <w:lang w:val="de-DE"/>
+        </w:rPr>
         <w:t xml:space="preserve">  max-width: 1000px;</w:t>
       </w:r>
     </w:p>
     <w:p>
       <w:pPr>
-        <w:pStyle w:val="Text"/>
-      </w:pPr>
-      <w:r>
-        <w:rPr>
-          <w:rtl w:val="0"/>
+        <w:pStyle w:val="Text A"/>
+      </w:pPr>
+      <w:r>
+        <w:rPr>
+          <w:rtl w:val="0"/>
+          <w:lang w:val="en-US"/>
         </w:rPr>
         <w:t xml:space="preserve">  margin: 0 auto;</w:t>
       </w:r>
     </w:p>
     <w:p>
       <w:pPr>
-        <w:pStyle w:val="Text"/>
-      </w:pPr>
-      <w:r>
-        <w:rPr>
-          <w:rtl w:val="0"/>
+        <w:pStyle w:val="Text A"/>
+      </w:pPr>
+      <w:r>
+        <w:rPr>
+          <w:rtl w:val="0"/>
+          <w:lang w:val="en-US"/>
         </w:rPr>
         <w:t xml:space="preserve">  padding: 30px 20px;</w:t>
       </w:r>
     </w:p>
     <w:p>
       <w:pPr>
-        <w:pStyle w:val="Text"/>
-      </w:pPr>
-      <w:r>
-        <w:rPr>
-          <w:rtl w:val="0"/>
+        <w:pStyle w:val="Text A"/>
+      </w:pPr>
+      <w:r>
+        <w:rPr>
+          <w:rtl w:val="0"/>
+          <w:lang w:val="en-US"/>
         </w:rPr>
         <w:t>}</w:t>
       </w:r>
     </w:p>
     <w:p>
       <w:pPr>
-        <w:pStyle w:val="Text"/>
-      </w:pPr>
-    </w:p>
-    <w:p>
-      <w:pPr>
-        <w:pStyle w:val="Text"/>
-      </w:pPr>
-      <w:r>
-        <w:rPr>
-          <w:rtl w:val="0"/>
+        <w:pStyle w:val="Text A"/>
+      </w:pPr>
+    </w:p>
+    <w:p>
+      <w:pPr>
+        <w:pStyle w:val="Text A"/>
+        <w:rPr>
           <w:lang w:val="it-IT"/>
         </w:rPr>
+      </w:pPr>
+      <w:r>
+        <w:rPr>
+          <w:rtl w:val="0"/>
+          <w:lang w:val="it-IT"/>
+        </w:rPr>
         <w:t>.hero {</w:t>
       </w:r>
     </w:p>
     <w:p>
       <w:pPr>
-        <w:pStyle w:val="Text"/>
-      </w:pPr>
-      <w:r>
-        <w:rPr>
-          <w:rtl w:val="0"/>
+        <w:pStyle w:val="Text A"/>
+      </w:pPr>
+      <w:r>
+        <w:rPr>
+          <w:rtl w:val="0"/>
+          <w:lang w:val="en-US"/>
         </w:rPr>
         <w:t xml:space="preserve">  text-align: center;</w:t>
       </w:r>
     </w:p>
     <w:p>
       <w:pPr>
-        <w:pStyle w:val="Text"/>
-      </w:pPr>
-      <w:r>
-        <w:rPr>
-          <w:rtl w:val="0"/>
+        <w:pStyle w:val="Text A"/>
+      </w:pPr>
+      <w:r>
+        <w:rPr>
+          <w:rtl w:val="0"/>
+          <w:lang w:val="en-US"/>
         </w:rPr>
         <w:t xml:space="preserve">  padding: 60px 20px 30px;</w:t>
       </w:r>
     </w:p>
     <w:p>
       <w:pPr>
-        <w:pStyle w:val="Text"/>
-      </w:pPr>
-      <w:r>
-        <w:rPr>
-          <w:rtl w:val="0"/>
+        <w:pStyle w:val="Text A"/>
+      </w:pPr>
+      <w:r>
+        <w:rPr>
+          <w:rtl w:val="0"/>
+          <w:lang w:val="en-US"/>
         </w:rPr>
         <w:t>}</w:t>
       </w:r>
     </w:p>
     <w:p>
       <w:pPr>
-        <w:pStyle w:val="Text"/>
-      </w:pPr>
-    </w:p>
-    <w:p>
-      <w:pPr>
-        <w:pStyle w:val="Text"/>
-      </w:pPr>
-      <w:r>
-        <w:rPr>
-          <w:rtl w:val="0"/>
+        <w:pStyle w:val="Text A"/>
+      </w:pPr>
+    </w:p>
+    <w:p>
+      <w:pPr>
+        <w:pStyle w:val="Text A"/>
+        <w:rPr>
           <w:lang w:val="it-IT"/>
         </w:rPr>
+      </w:pPr>
+      <w:r>
+        <w:rPr>
+          <w:rtl w:val="0"/>
+          <w:lang w:val="it-IT"/>
+        </w:rPr>
         <w:t>.hero p {</w:t>
       </w:r>
     </w:p>
     <w:p>
       <w:pPr>
-        <w:pStyle w:val="Text"/>
-      </w:pPr>
-      <w:r>
-        <w:rPr>
-          <w:rtl w:val="0"/>
+        <w:pStyle w:val="Text A"/>
+      </w:pPr>
+      <w:r>
+        <w:rPr>
+          <w:rtl w:val="0"/>
+          <w:lang w:val="en-US"/>
         </w:rPr>
         <w:t xml:space="preserve">  font-size: 17px;</w:t>
       </w:r>
     </w:p>
     <w:p>
       <w:pPr>
-        <w:pStyle w:val="Text"/>
-      </w:pPr>
-      <w:r>
-        <w:rPr>
-          <w:rtl w:val="0"/>
+        <w:pStyle w:val="Text A"/>
+      </w:pPr>
+      <w:r>
+        <w:rPr>
+          <w:rtl w:val="0"/>
+          <w:lang w:val="en-US"/>
         </w:rPr>
         <w:t xml:space="preserve">  color: #555;</w:t>
       </w:r>
     </w:p>
     <w:p>
       <w:pPr>
-        <w:pStyle w:val="Text"/>
-      </w:pPr>
-      <w:r>
-        <w:rPr>
-          <w:rtl w:val="0"/>
+        <w:pStyle w:val="Text A"/>
+        <w:rPr>
           <w:lang w:val="de-DE"/>
         </w:rPr>
+      </w:pPr>
+      <w:r>
+        <w:rPr>
+          <w:rtl w:val="0"/>
+          <w:lang w:val="de-DE"/>
+        </w:rPr>
         <w:t xml:space="preserve">  max-width: 700px;</w:t>
       </w:r>
     </w:p>
     <w:p>
       <w:pPr>
-        <w:pStyle w:val="Text"/>
-      </w:pPr>
-      <w:r>
-        <w:rPr>
-          <w:rtl w:val="0"/>
+        <w:pStyle w:val="Text A"/>
+      </w:pPr>
+      <w:r>
+        <w:rPr>
+          <w:rtl w:val="0"/>
+          <w:lang w:val="en-US"/>
         </w:rPr>
         <w:t xml:space="preserve">  margin: 0 auto;</w:t>
       </w:r>
     </w:p>
     <w:p>
       <w:pPr>
-        <w:pStyle w:val="Text"/>
-      </w:pPr>
-      <w:r>
-        <w:rPr>
-          <w:rtl w:val="0"/>
+        <w:pStyle w:val="Text A"/>
+      </w:pPr>
+      <w:r>
+        <w:rPr>
+          <w:rtl w:val="0"/>
+          <w:lang w:val="en-US"/>
         </w:rPr>
         <w:t>}</w:t>
       </w:r>
     </w:p>
     <w:p>
       <w:pPr>
-        <w:pStyle w:val="Text"/>
-      </w:pPr>
-    </w:p>
-    <w:p>
-      <w:pPr>
-        <w:pStyle w:val="Text"/>
-      </w:pPr>
-      <w:r>
-        <w:rPr>
-          <w:rtl w:val="0"/>
+        <w:pStyle w:val="Text A"/>
+      </w:pPr>
+    </w:p>
+    <w:p>
+      <w:pPr>
+        <w:pStyle w:val="Text A"/>
+      </w:pPr>
+      <w:r>
+        <w:rPr>
+          <w:rtl w:val="0"/>
+          <w:lang w:val="en-US"/>
         </w:rPr>
         <w:t>.flex-row {</w:t>
       </w:r>
     </w:p>
     <w:p>
       <w:pPr>
-        <w:pStyle w:val="Text"/>
-      </w:pPr>
-      <w:r>
-        <w:rPr>
-          <w:rtl w:val="0"/>
+        <w:pStyle w:val="Text A"/>
+        <w:rPr>
           <w:lang w:val="it-IT"/>
         </w:rPr>
+      </w:pPr>
+      <w:r>
+        <w:rPr>
+          <w:rtl w:val="0"/>
+          <w:lang w:val="it-IT"/>
+        </w:rPr>
         <w:t xml:space="preserve">  display: flex;</w:t>
       </w:r>
     </w:p>
     <w:p>
       <w:pPr>
-        <w:pStyle w:val="Text"/>
-      </w:pPr>
-      <w:r>
-        <w:rPr>
-          <w:rtl w:val="0"/>
+        <w:pStyle w:val="Text A"/>
+      </w:pPr>
+      <w:r>
+        <w:rPr>
+          <w:rtl w:val="0"/>
+          <w:lang w:val="en-US"/>
         </w:rPr>
         <w:t xml:space="preserve">  flex-wrap: wrap;</w:t>
       </w:r>
     </w:p>
     <w:p>
       <w:pPr>
-        <w:pStyle w:val="Text"/>
-      </w:pPr>
-      <w:r>
-        <w:rPr>
-          <w:rtl w:val="0"/>
+        <w:pStyle w:val="Text A"/>
+      </w:pPr>
+      <w:r>
+        <w:rPr>
+          <w:rtl w:val="0"/>
+          <w:lang w:val="en-US"/>
         </w:rPr>
         <w:t xml:space="preserve">  gap: 20px;</w:t>
       </w:r>
     </w:p>
     <w:p>
       <w:pPr>
-        <w:pStyle w:val="Text"/>
-      </w:pPr>
-      <w:r>
-        <w:rPr>
-          <w:rtl w:val="0"/>
+        <w:pStyle w:val="Text A"/>
+      </w:pPr>
+      <w:r>
+        <w:rPr>
+          <w:rtl w:val="0"/>
+          <w:lang w:val="en-US"/>
         </w:rPr>
         <w:t xml:space="preserve">  align-items: center;</w:t>
       </w:r>
     </w:p>
     <w:p>
       <w:pPr>
-        <w:pStyle w:val="Text"/>
-      </w:pPr>
-      <w:r>
-        <w:rPr>
-          <w:rtl w:val="0"/>
+        <w:pStyle w:val="Text A"/>
+      </w:pPr>
+      <w:r>
+        <w:rPr>
+          <w:rtl w:val="0"/>
+          <w:lang w:val="en-US"/>
         </w:rPr>
         <w:t xml:space="preserve">  justify-content: center;</w:t>
       </w:r>
     </w:p>
     <w:p>
       <w:pPr>
-        <w:pStyle w:val="Text"/>
-      </w:pPr>
-      <w:r>
-        <w:rPr>
-          <w:rtl w:val="0"/>
+        <w:pStyle w:val="Text A"/>
+        <w:rPr>
           <w:lang w:val="it-IT"/>
         </w:rPr>
+      </w:pPr>
+      <w:r>
+        <w:rPr>
+          <w:rtl w:val="0"/>
+          <w:lang w:val="it-IT"/>
+        </w:rPr>
         <w:t xml:space="preserve">  margin-top: 20px;</w:t>
       </w:r>
     </w:p>
     <w:p>
       <w:pPr>
-        <w:pStyle w:val="Text"/>
-      </w:pPr>
-      <w:r>
-        <w:rPr>
-          <w:rtl w:val="0"/>
+        <w:pStyle w:val="Text A"/>
+      </w:pPr>
+      <w:r>
+        <w:rPr>
+          <w:rtl w:val="0"/>
+          <w:lang w:val="en-US"/>
         </w:rPr>
         <w:t>}</w:t>
       </w:r>
     </w:p>
     <w:p>
       <w:pPr>
-        <w:pStyle w:val="Text"/>
-      </w:pPr>
-    </w:p>
-    <w:p>
-      <w:pPr>
-        <w:pStyle w:val="Text"/>
-      </w:pPr>
-      <w:r>
-        <w:rPr>
-          <w:rtl w:val="0"/>
+        <w:pStyle w:val="Text A"/>
+      </w:pPr>
+    </w:p>
+    <w:p>
+      <w:pPr>
+        <w:pStyle w:val="Text A"/>
+      </w:pPr>
+      <w:r>
+        <w:rPr>
+          <w:rtl w:val="0"/>
+          <w:lang w:val="en-US"/>
         </w:rPr>
         <w:t>.flex-row img {</w:t>
       </w:r>
     </w:p>
     <w:p>
       <w:pPr>
-        <w:pStyle w:val="Text"/>
-      </w:pPr>
-      <w:r>
-        <w:rPr>
-          <w:rtl w:val="0"/>
+        <w:pStyle w:val="Text A"/>
+        <w:rPr>
           <w:lang w:val="de-DE"/>
         </w:rPr>
+      </w:pPr>
+      <w:r>
+        <w:rPr>
+          <w:rtl w:val="0"/>
+          <w:lang w:val="de-DE"/>
+        </w:rPr>
         <w:t xml:space="preserve">  max-width: 250px;</w:t>
       </w:r>
     </w:p>
     <w:p>
       <w:pPr>
-        <w:pStyle w:val="Text"/>
-      </w:pPr>
-      <w:r>
-        <w:rPr>
-          <w:rtl w:val="0"/>
+        <w:pStyle w:val="Text A"/>
+        <w:rPr>
           <w:lang w:val="de-DE"/>
         </w:rPr>
+      </w:pPr>
+      <w:r>
+        <w:rPr>
+          <w:rtl w:val="0"/>
+          <w:lang w:val="de-DE"/>
+        </w:rPr>
         <w:t xml:space="preserve">  border-radius: 16px;</w:t>
       </w:r>
     </w:p>
     <w:p>
       <w:pPr>
-        <w:pStyle w:val="Text"/>
-      </w:pPr>
-      <w:r>
-        <w:rPr>
-          <w:rtl w:val="0"/>
+        <w:pStyle w:val="Text A"/>
+      </w:pPr>
+      <w:r>
+        <w:rPr>
+          <w:rtl w:val="0"/>
+          <w:lang w:val="en-US"/>
         </w:rPr>
         <w:t xml:space="preserve">  box-shadow: 0 8px 24px rgba(0,0,0,0.08);</w:t>
       </w:r>
     </w:p>
     <w:p>
       <w:pPr>
-        <w:pStyle w:val="Text"/>
-      </w:pPr>
-      <w:r>
-        <w:rPr>
-          <w:rtl w:val="0"/>
+        <w:pStyle w:val="Text A"/>
+      </w:pPr>
+      <w:r>
+        <w:rPr>
+          <w:rtl w:val="0"/>
+          <w:lang w:val="en-US"/>
         </w:rPr>
         <w:t xml:space="preserve">  transition: transform 0.3s ease;</w:t>
       </w:r>
     </w:p>
     <w:p>
       <w:pPr>
-        <w:pStyle w:val="Text"/>
-      </w:pPr>
-      <w:r>
-        <w:rPr>
-          <w:rtl w:val="0"/>
+        <w:pStyle w:val="Text A"/>
+      </w:pPr>
+      <w:r>
+        <w:rPr>
+          <w:rtl w:val="0"/>
+          <w:lang w:val="en-US"/>
         </w:rPr>
         <w:t>}</w:t>
       </w:r>
     </w:p>
     <w:p>
       <w:pPr>
-        <w:pStyle w:val="Text"/>
-      </w:pPr>
-    </w:p>
-    <w:p>
-      <w:pPr>
-        <w:pStyle w:val="Text"/>
-      </w:pPr>
-      <w:r>
-        <w:rPr>
-          <w:rtl w:val="0"/>
+        <w:pStyle w:val="Text A"/>
+      </w:pPr>
+    </w:p>
+    <w:p>
+      <w:pPr>
+        <w:pStyle w:val="Text A"/>
+      </w:pPr>
+      <w:r>
+        <w:rPr>
+          <w:rtl w:val="0"/>
+          <w:lang w:val="en-US"/>
         </w:rPr>
         <w:t>.flex-row img:hover {</w:t>
       </w:r>
     </w:p>
     <w:p>
       <w:pPr>
-        <w:pStyle w:val="Text"/>
-      </w:pPr>
-      <w:r>
-        <w:rPr>
-          <w:rtl w:val="0"/>
+        <w:pStyle w:val="Text A"/>
+        <w:rPr>
           <w:lang w:val="it-IT"/>
         </w:rPr>
+      </w:pPr>
+      <w:r>
+        <w:rPr>
+          <w:rtl w:val="0"/>
+          <w:lang w:val="it-IT"/>
+        </w:rPr>
         <w:t xml:space="preserve">  transform: scale(1.03);</w:t>
       </w:r>
     </w:p>
     <w:p>
       <w:pPr>
-        <w:pStyle w:val="Text"/>
-      </w:pPr>
-      <w:r>
-        <w:rPr>
-          <w:rtl w:val="0"/>
+        <w:pStyle w:val="Text A"/>
+      </w:pPr>
+      <w:r>
+        <w:rPr>
+          <w:rtl w:val="0"/>
+          <w:lang w:val="en-US"/>
         </w:rPr>
         <w:t>}</w:t>
       </w:r>
     </w:p>
     <w:p>
       <w:pPr>
-        <w:pStyle w:val="Text"/>
-      </w:pPr>
-    </w:p>
-    <w:p>
-      <w:pPr>
-        <w:pStyle w:val="Text"/>
-      </w:pPr>
-      <w:r>
-        <w:rPr>
-          <w:rtl w:val="0"/>
+        <w:pStyle w:val="Text A"/>
+      </w:pPr>
+    </w:p>
+    <w:p>
+      <w:pPr>
+        <w:pStyle w:val="Text A"/>
+      </w:pPr>
+      <w:r>
+        <w:rPr>
+          <w:rtl w:val="0"/>
+          <w:lang w:val="en-US"/>
         </w:rPr>
         <w:t>.text-block {</w:t>
       </w:r>
     </w:p>
     <w:p>
       <w:pPr>
-        <w:pStyle w:val="Text"/>
-      </w:pPr>
-      <w:r>
-        <w:rPr>
-          <w:rtl w:val="0"/>
+        <w:pStyle w:val="Text A"/>
+      </w:pPr>
+      <w:r>
+        <w:rPr>
+          <w:rtl w:val="0"/>
+          <w:lang w:val="en-US"/>
         </w:rPr>
         <w:t xml:space="preserve">  font-size: 16px;</w:t>
       </w:r>
     </w:p>
     <w:p>
       <w:pPr>
-        <w:pStyle w:val="Text"/>
-      </w:pPr>
-      <w:r>
-        <w:rPr>
-          <w:rtl w:val="0"/>
+        <w:pStyle w:val="Text A"/>
+      </w:pPr>
+      <w:r>
+        <w:rPr>
+          <w:rtl w:val="0"/>
+          <w:lang w:val="en-US"/>
         </w:rPr>
         <w:t xml:space="preserve">  color: #555;</w:t>
       </w:r>
     </w:p>
     <w:p>
       <w:pPr>
-        <w:pStyle w:val="Text"/>
-      </w:pPr>
-      <w:r>
-        <w:rPr>
-          <w:rtl w:val="0"/>
+        <w:pStyle w:val="Text A"/>
+      </w:pPr>
+      <w:r>
+        <w:rPr>
+          <w:rtl w:val="0"/>
+          <w:lang w:val="en-US"/>
         </w:rPr>
         <w:t xml:space="preserve">  line-height: 1.6;</w:t>
       </w:r>
     </w:p>
     <w:p>
       <w:pPr>
-        <w:pStyle w:val="Text"/>
-      </w:pPr>
-      <w:r>
-        <w:rPr>
-          <w:rtl w:val="0"/>
+        <w:pStyle w:val="Text A"/>
+      </w:pPr>
+      <w:r>
+        <w:rPr>
+          <w:rtl w:val="0"/>
+          <w:lang w:val="en-US"/>
         </w:rPr>
         <w:t xml:space="preserve">  margin-top: 12px;</w:t>
       </w:r>
     </w:p>
     <w:p>
       <w:pPr>
-        <w:pStyle w:val="Text"/>
-      </w:pPr>
-      <w:r>
-        <w:rPr>
-          <w:rtl w:val="0"/>
+        <w:pStyle w:val="Text A"/>
+      </w:pPr>
+      <w:r>
+        <w:rPr>
+          <w:rtl w:val="0"/>
+          <w:lang w:val="en-US"/>
         </w:rPr>
         <w:t>}</w:t>
       </w:r>
     </w:p>
     <w:p>
       <w:pPr>
-        <w:pStyle w:val="Text"/>
-      </w:pPr>
-    </w:p>
-    <w:p>
-      <w:pPr>
-        <w:pStyle w:val="Text"/>
-      </w:pPr>
-      <w:r>
-        <w:rPr>
-          <w:rtl w:val="0"/>
+        <w:pStyle w:val="Text A"/>
+      </w:pPr>
+    </w:p>
+    <w:p>
+      <w:pPr>
+        <w:pStyle w:val="Text A"/>
+      </w:pPr>
+      <w:r>
+        <w:rPr>
+          <w:rtl w:val="0"/>
+          <w:lang w:val="en-US"/>
         </w:rPr>
         <w:t>.card-table {</w:t>
       </w:r>
     </w:p>
     <w:p>
       <w:pPr>
-        <w:pStyle w:val="Text"/>
-      </w:pPr>
-      <w:r>
-        <w:rPr>
-          <w:rtl w:val="0"/>
+        <w:pStyle w:val="Text A"/>
+      </w:pPr>
+      <w:r>
+        <w:rPr>
+          <w:rtl w:val="0"/>
+          <w:lang w:val="en-US"/>
         </w:rPr>
         <w:t xml:space="preserve">  background: #fff;</w:t>
       </w:r>
     </w:p>
     <w:p>
       <w:pPr>
-        <w:pStyle w:val="Text"/>
-      </w:pPr>
-      <w:r>
-        <w:rPr>
-          <w:rtl w:val="0"/>
+        <w:pStyle w:val="Text A"/>
+        <w:rPr>
           <w:lang w:val="de-DE"/>
         </w:rPr>
+      </w:pPr>
+      <w:r>
+        <w:rPr>
+          <w:rtl w:val="0"/>
+          <w:lang w:val="de-DE"/>
+        </w:rPr>
         <w:t xml:space="preserve">  border-radius: 16px;</w:t>
       </w:r>
     </w:p>
     <w:p>
       <w:pPr>
-        <w:pStyle w:val="Text"/>
-      </w:pPr>
-      <w:r>
-        <w:rPr>
-          <w:rtl w:val="0"/>
+        <w:pStyle w:val="Text A"/>
+      </w:pPr>
+      <w:r>
+        <w:rPr>
+          <w:rtl w:val="0"/>
+          <w:lang w:val="en-US"/>
         </w:rPr>
         <w:t xml:space="preserve">  box-shadow: 0 8px 24px rgba(0,0,0,0.06);</w:t>
       </w:r>
     </w:p>
     <w:p>
       <w:pPr>
-        <w:pStyle w:val="Text"/>
-      </w:pPr>
-      <w:r>
-        <w:rPr>
-          <w:rtl w:val="0"/>
+        <w:pStyle w:val="Text A"/>
+      </w:pPr>
+      <w:r>
+        <w:rPr>
+          <w:rtl w:val="0"/>
+          <w:lang w:val="en-US"/>
         </w:rPr>
         <w:t xml:space="preserve">  padding: 16px;</w:t>
       </w:r>
     </w:p>
     <w:p>
       <w:pPr>
-        <w:pStyle w:val="Text"/>
-      </w:pPr>
-      <w:r>
-        <w:rPr>
-          <w:rtl w:val="0"/>
+        <w:pStyle w:val="Text A"/>
+      </w:pPr>
+      <w:r>
+        <w:rPr>
+          <w:rtl w:val="0"/>
+          <w:lang w:val="en-US"/>
         </w:rPr>
         <w:t xml:space="preserve">  margin-top: 16px;</w:t>
       </w:r>
     </w:p>
     <w:p>
       <w:pPr>
-        <w:pStyle w:val="Text"/>
-      </w:pPr>
-      <w:r>
-        <w:rPr>
-          <w:rtl w:val="0"/>
+        <w:pStyle w:val="Text A"/>
+      </w:pPr>
+      <w:r>
+        <w:rPr>
+          <w:rtl w:val="0"/>
+          <w:lang w:val="en-US"/>
         </w:rPr>
         <w:t>}</w:t>
       </w:r>
     </w:p>
     <w:p>
       <w:pPr>
-        <w:pStyle w:val="Text"/>
-      </w:pPr>
-    </w:p>
-    <w:p>
-      <w:pPr>
-        <w:pStyle w:val="Text"/>
-      </w:pPr>
-      <w:r>
-        <w:rPr>
-          <w:rtl w:val="0"/>
+        <w:pStyle w:val="Text A"/>
+      </w:pPr>
+    </w:p>
+    <w:p>
+      <w:pPr>
+        <w:pStyle w:val="Text A"/>
+      </w:pPr>
+      <w:r>
+        <w:rPr>
+          <w:rtl w:val="0"/>
+          <w:lang w:val="en-US"/>
         </w:rPr>
         <w:t>.card-table table {</w:t>
       </w:r>
     </w:p>
     <w:p>
       <w:pPr>
-        <w:pStyle w:val="Text"/>
-      </w:pPr>
-      <w:r>
-        <w:rPr>
-          <w:rtl w:val="0"/>
+        <w:pStyle w:val="Text A"/>
+        <w:rPr>
           <w:lang w:val="de-DE"/>
         </w:rPr>
+      </w:pPr>
+      <w:r>
+        <w:rPr>
+          <w:rtl w:val="0"/>
+          <w:lang w:val="de-DE"/>
+        </w:rPr>
         <w:t xml:space="preserve">  width: 100%;</w:t>
       </w:r>
     </w:p>
     <w:p>
       <w:pPr>
-        <w:pStyle w:val="Text"/>
-      </w:pPr>
-      <w:r>
-        <w:rPr>
-          <w:rtl w:val="0"/>
+        <w:pStyle w:val="Text A"/>
+      </w:pPr>
+      <w:r>
+        <w:rPr>
+          <w:rtl w:val="0"/>
+          <w:lang w:val="en-US"/>
         </w:rPr>
         <w:t xml:space="preserve">  border-collapse: collapse;</w:t>
       </w:r>
     </w:p>
     <w:p>
       <w:pPr>
-        <w:pStyle w:val="Text"/>
-      </w:pPr>
-      <w:r>
-        <w:rPr>
-          <w:rtl w:val="0"/>
+        <w:pStyle w:val="Text A"/>
+      </w:pPr>
+      <w:r>
+        <w:rPr>
+          <w:rtl w:val="0"/>
+          <w:lang w:val="en-US"/>
         </w:rPr>
         <w:t xml:space="preserve">  font-size: 15px;</w:t>
       </w:r>
     </w:p>
     <w:p>
       <w:pPr>
-        <w:pStyle w:val="Text"/>
-      </w:pPr>
-      <w:r>
-        <w:rPr>
-          <w:rtl w:val="0"/>
+        <w:pStyle w:val="Text A"/>
+      </w:pPr>
+      <w:r>
+        <w:rPr>
+          <w:rtl w:val="0"/>
+          <w:lang w:val="en-US"/>
         </w:rPr>
         <w:t>}</w:t>
       </w:r>
     </w:p>
     <w:p>
       <w:pPr>
-        <w:pStyle w:val="Text"/>
-      </w:pPr>
-    </w:p>
-    <w:p>
-      <w:pPr>
-        <w:pStyle w:val="Text"/>
-      </w:pPr>
-      <w:r>
-        <w:rPr>
-          <w:rtl w:val="0"/>
+        <w:pStyle w:val="Text A"/>
+      </w:pPr>
+    </w:p>
+    <w:p>
+      <w:pPr>
+        <w:pStyle w:val="Text A"/>
+      </w:pPr>
+      <w:r>
+        <w:rPr>
+          <w:rtl w:val="0"/>
+          <w:lang w:val="en-US"/>
         </w:rPr>
         <w:t>.card-table th, .card-table td {</w:t>
       </w:r>
     </w:p>
     <w:p>
       <w:pPr>
-        <w:pStyle w:val="Text"/>
-      </w:pPr>
-      <w:r>
-        <w:rPr>
-          <w:rtl w:val="0"/>
+        <w:pStyle w:val="Text A"/>
+      </w:pPr>
+      <w:r>
+        <w:rPr>
+          <w:rtl w:val="0"/>
+          <w:lang w:val="en-US"/>
         </w:rPr>
         <w:t xml:space="preserve">  padding: 10px;</w:t>
       </w:r>
     </w:p>
     <w:p>
       <w:pPr>
-        <w:pStyle w:val="Text"/>
-      </w:pPr>
-      <w:r>
-        <w:rPr>
-          <w:rtl w:val="0"/>
+        <w:pStyle w:val="Text A"/>
+      </w:pPr>
+      <w:r>
+        <w:rPr>
+          <w:rtl w:val="0"/>
+          <w:lang w:val="en-US"/>
         </w:rPr>
         <w:t xml:space="preserve">  text-align: left;</w:t>
       </w:r>
     </w:p>
     <w:p>
       <w:pPr>
-        <w:pStyle w:val="Text"/>
-      </w:pPr>
-      <w:r>
-        <w:rPr>
-          <w:rtl w:val="0"/>
+        <w:pStyle w:val="Text A"/>
+      </w:pPr>
+      <w:r>
+        <w:rPr>
+          <w:rtl w:val="0"/>
+          <w:lang w:val="en-US"/>
         </w:rPr>
         <w:t>}</w:t>
       </w:r>
     </w:p>
     <w:p>
       <w:pPr>
-        <w:pStyle w:val="Text"/>
-      </w:pPr>
-    </w:p>
-    <w:p>
-      <w:pPr>
-        <w:pStyle w:val="Text"/>
-      </w:pPr>
-      <w:r>
-        <w:rPr>
-          <w:rtl w:val="0"/>
+        <w:pStyle w:val="Text A"/>
+      </w:pPr>
+    </w:p>
+    <w:p>
+      <w:pPr>
+        <w:pStyle w:val="Text A"/>
+      </w:pPr>
+      <w:r>
+        <w:rPr>
+          <w:rtl w:val="0"/>
+          <w:lang w:val="en-US"/>
         </w:rPr>
         <w:t>.card-table th {</w:t>
       </w:r>
     </w:p>
     <w:p>
       <w:pPr>
-        <w:pStyle w:val="Text"/>
-      </w:pPr>
-      <w:r>
-        <w:rPr>
-          <w:rtl w:val="0"/>
+        <w:pStyle w:val="Text A"/>
+      </w:pPr>
+      <w:r>
+        <w:rPr>
+          <w:rtl w:val="0"/>
+          <w:lang w:val="en-US"/>
         </w:rPr>
         <w:t xml:space="preserve">  background-color: #f0f0f0;</w:t>
       </w:r>
     </w:p>
     <w:p>
       <w:pPr>
-        <w:pStyle w:val="Text"/>
-      </w:pPr>
-      <w:r>
-        <w:rPr>
-          <w:rtl w:val="0"/>
+        <w:pStyle w:val="Text A"/>
+      </w:pPr>
+      <w:r>
+        <w:rPr>
+          <w:rtl w:val="0"/>
+          <w:lang w:val="en-US"/>
         </w:rPr>
         <w:t xml:space="preserve">  border-bottom: 1px solid #ddd;</w:t>
       </w:r>
     </w:p>
     <w:p>
       <w:pPr>
-        <w:pStyle w:val="Text"/>
-      </w:pPr>
-      <w:r>
-        <w:rPr>
-          <w:rtl w:val="0"/>
+        <w:pStyle w:val="Text A"/>
+      </w:pPr>
+      <w:r>
+        <w:rPr>
+          <w:rtl w:val="0"/>
+          <w:lang w:val="en-US"/>
         </w:rPr>
         <w:t>}</w:t>
       </w:r>
     </w:p>
     <w:p>
       <w:pPr>
-        <w:pStyle w:val="Text"/>
-      </w:pPr>
-    </w:p>
-    <w:p>
-      <w:pPr>
-        <w:pStyle w:val="Text"/>
-      </w:pPr>
-      <w:r>
-        <w:rPr>
-          <w:rtl w:val="0"/>
+        <w:pStyle w:val="Text A"/>
+      </w:pPr>
+    </w:p>
+    <w:p>
+      <w:pPr>
+        <w:pStyle w:val="Text A"/>
+      </w:pPr>
+      <w:r>
+        <w:rPr>
+          <w:rtl w:val="0"/>
+          <w:lang w:val="en-US"/>
         </w:rPr>
         <w:t>.card-table td {</w:t>
       </w:r>
     </w:p>
     <w:p>
       <w:pPr>
-        <w:pStyle w:val="Text"/>
-      </w:pPr>
-      <w:r>
-        <w:rPr>
-          <w:rtl w:val="0"/>
+        <w:pStyle w:val="Text A"/>
+      </w:pPr>
+      <w:r>
+        <w:rPr>
+          <w:rtl w:val="0"/>
+          <w:lang w:val="en-US"/>
         </w:rPr>
         <w:t xml:space="preserve">  border-bottom: 1px solid #eee;</w:t>
       </w:r>
     </w:p>
     <w:p>
       <w:pPr>
-        <w:pStyle w:val="Text"/>
-      </w:pPr>
-      <w:r>
-        <w:rPr>
-          <w:rtl w:val="0"/>
+        <w:pStyle w:val="Text A"/>
+      </w:pPr>
+      <w:r>
+        <w:rPr>
+          <w:rtl w:val="0"/>
+          <w:lang w:val="en-US"/>
         </w:rPr>
         <w:t>}</w:t>
       </w:r>
     </w:p>
     <w:p>
       <w:pPr>
-        <w:pStyle w:val="Text"/>
-      </w:pPr>
-    </w:p>
-    <w:p>
-      <w:pPr>
-        <w:pStyle w:val="Text"/>
-      </w:pPr>
-      <w:r>
-        <w:rPr>
-          <w:rtl w:val="0"/>
+        <w:pStyle w:val="Text A"/>
+      </w:pPr>
+    </w:p>
+    <w:p>
+      <w:pPr>
+        <w:pStyle w:val="Text A"/>
+      </w:pPr>
+      <w:r>
+        <w:rPr>
+          <w:rtl w:val="0"/>
+          <w:lang w:val="en-US"/>
         </w:rPr>
         <w:t>ul {</w:t>
       </w:r>
     </w:p>
     <w:p>
       <w:pPr>
-        <w:pStyle w:val="Text"/>
-      </w:pPr>
-      <w:r>
-        <w:rPr>
-          <w:rtl w:val="0"/>
+        <w:pStyle w:val="Text A"/>
+      </w:pPr>
+      <w:r>
+        <w:rPr>
+          <w:rtl w:val="0"/>
+          <w:lang w:val="en-US"/>
         </w:rPr>
         <w:t xml:space="preserve">  padding-left: 20px;</w:t>
       </w:r>
     </w:p>
     <w:p>
       <w:pPr>
-        <w:pStyle w:val="Text"/>
-      </w:pPr>
-      <w:r>
-        <w:rPr>
-          <w:rtl w:val="0"/>
+        <w:pStyle w:val="Text A"/>
+      </w:pPr>
+      <w:r>
+        <w:rPr>
+          <w:rtl w:val="0"/>
+          <w:lang w:val="en-US"/>
         </w:rPr>
         <w:t xml:space="preserve">  line-height: 1.5;</w:t>
       </w:r>
     </w:p>
     <w:p>
       <w:pPr>
-        <w:pStyle w:val="Text"/>
-      </w:pPr>
-      <w:r>
-        <w:rPr>
-          <w:rtl w:val="0"/>
+        <w:pStyle w:val="Text A"/>
+      </w:pPr>
+      <w:r>
+        <w:rPr>
+          <w:rtl w:val="0"/>
+          <w:lang w:val="en-US"/>
         </w:rPr>
         <w:t xml:space="preserve">  margin: 8px 0;</w:t>
       </w:r>
     </w:p>
     <w:p>
       <w:pPr>
-        <w:pStyle w:val="Text"/>
-      </w:pPr>
-      <w:r>
-        <w:rPr>
-          <w:rtl w:val="0"/>
+        <w:pStyle w:val="Text A"/>
+      </w:pPr>
+      <w:r>
+        <w:rPr>
+          <w:rtl w:val="0"/>
+          <w:lang w:val="en-US"/>
         </w:rPr>
         <w:t>}</w:t>
       </w:r>
     </w:p>
     <w:p>
       <w:pPr>
-        <w:pStyle w:val="Text"/>
-      </w:pPr>
-    </w:p>
-    <w:p>
-      <w:pPr>
-        <w:pStyle w:val="Text"/>
-      </w:pPr>
-      <w:r>
-        <w:rPr>
-          <w:rtl w:val="0"/>
+        <w:pStyle w:val="Text A"/>
+      </w:pPr>
+    </w:p>
+    <w:p>
+      <w:pPr>
+        <w:pStyle w:val="Text A"/>
+      </w:pPr>
+      <w:r>
+        <w:rPr>
+          <w:rtl w:val="0"/>
+          <w:lang w:val="en-US"/>
         </w:rPr>
         <w:t>.video-block {</w:t>
       </w:r>
     </w:p>
     <w:p>
       <w:pPr>
-        <w:pStyle w:val="Text"/>
-      </w:pPr>
-      <w:r>
-        <w:rPr>
-          <w:rtl w:val="0"/>
+        <w:pStyle w:val="Text A"/>
+      </w:pPr>
+      <w:r>
+        <w:rPr>
+          <w:rtl w:val="0"/>
+          <w:lang w:val="en-US"/>
         </w:rPr>
         <w:t xml:space="preserve">  position: relative;</w:t>
       </w:r>
     </w:p>
     <w:p>
       <w:pPr>
-        <w:pStyle w:val="Text"/>
-      </w:pPr>
-      <w:r>
-        <w:rPr>
-          <w:rtl w:val="0"/>
+        <w:pStyle w:val="Text A"/>
+        <w:rPr>
           <w:lang w:val="it-IT"/>
         </w:rPr>
+      </w:pPr>
+      <w:r>
+        <w:rPr>
+          <w:rtl w:val="0"/>
+          <w:lang w:val="it-IT"/>
+        </w:rPr>
         <w:t xml:space="preserve">  padding-bottom: 56.25%;</w:t>
       </w:r>
     </w:p>
     <w:p>
       <w:pPr>
-        <w:pStyle w:val="Text"/>
-      </w:pPr>
-      <w:r>
-        <w:rPr>
-          <w:rtl w:val="0"/>
+        <w:pStyle w:val="Text A"/>
+      </w:pPr>
+      <w:r>
+        <w:rPr>
+          <w:rtl w:val="0"/>
+          <w:lang w:val="en-US"/>
         </w:rPr>
         <w:t xml:space="preserve">  height: 0;</w:t>
       </w:r>
     </w:p>
     <w:p>
       <w:pPr>
-        <w:pStyle w:val="Text"/>
-      </w:pPr>
-      <w:r>
-        <w:rPr>
-          <w:rtl w:val="0"/>
+        <w:pStyle w:val="Text A"/>
+      </w:pPr>
+      <w:r>
+        <w:rPr>
+          <w:rtl w:val="0"/>
+          <w:lang w:val="en-US"/>
         </w:rPr>
         <w:t xml:space="preserve">  overflow: hidden;</w:t>
       </w:r>
     </w:p>
     <w:p>
       <w:pPr>
-        <w:pStyle w:val="Text"/>
-      </w:pPr>
-      <w:r>
-        <w:rPr>
-          <w:rtl w:val="0"/>
+        <w:pStyle w:val="Text A"/>
+        <w:rPr>
           <w:lang w:val="de-DE"/>
         </w:rPr>
+      </w:pPr>
+      <w:r>
+        <w:rPr>
+          <w:rtl w:val="0"/>
+          <w:lang w:val="de-DE"/>
+        </w:rPr>
         <w:t xml:space="preserve">  border-radius: 16px;</w:t>
       </w:r>
     </w:p>
     <w:p>
       <w:pPr>
-        <w:pStyle w:val="Text"/>
-      </w:pPr>
-      <w:r>
-        <w:rPr>
-          <w:rtl w:val="0"/>
+        <w:pStyle w:val="Text A"/>
+        <w:rPr>
           <w:lang w:val="it-IT"/>
         </w:rPr>
+      </w:pPr>
+      <w:r>
+        <w:rPr>
+          <w:rtl w:val="0"/>
+          <w:lang w:val="it-IT"/>
+        </w:rPr>
         <w:t xml:space="preserve">  margin-top: 24px;</w:t>
       </w:r>
     </w:p>
     <w:p>
       <w:pPr>
-        <w:pStyle w:val="Text"/>
-      </w:pPr>
-      <w:r>
-        <w:rPr>
-          <w:rtl w:val="0"/>
+        <w:pStyle w:val="Text A"/>
+      </w:pPr>
+      <w:r>
+        <w:rPr>
+          <w:rtl w:val="0"/>
+          <w:lang w:val="en-US"/>
         </w:rPr>
         <w:t>}</w:t>
       </w:r>
     </w:p>
     <w:p>
       <w:pPr>
-        <w:pStyle w:val="Text"/>
-      </w:pPr>
-    </w:p>
-    <w:p>
-      <w:pPr>
-        <w:pStyle w:val="Text"/>
-      </w:pPr>
-      <w:r>
-        <w:rPr>
-          <w:rtl w:val="0"/>
+        <w:pStyle w:val="Text A"/>
+      </w:pPr>
+    </w:p>
+    <w:p>
+      <w:pPr>
+        <w:pStyle w:val="Text A"/>
+        <w:rPr>
           <w:lang w:val="sv-SE"/>
         </w:rPr>
+      </w:pPr>
+      <w:r>
+        <w:rPr>
+          <w:rtl w:val="0"/>
+          <w:lang w:val="sv-SE"/>
+        </w:rPr>
         <w:t>.video-block iframe {</w:t>
       </w:r>
     </w:p>
     <w:p>
       <w:pPr>
-        <w:pStyle w:val="Text"/>
-      </w:pPr>
-      <w:r>
-        <w:rPr>
-          <w:rtl w:val="0"/>
+        <w:pStyle w:val="Text A"/>
+        <w:rPr>
           <w:lang w:val="it-IT"/>
         </w:rPr>
+      </w:pPr>
+      <w:r>
+        <w:rPr>
+          <w:rtl w:val="0"/>
+          <w:lang w:val="it-IT"/>
+        </w:rPr>
         <w:t xml:space="preserve">  position: absolute;</w:t>
       </w:r>
     </w:p>
     <w:p>
       <w:pPr>
-        <w:pStyle w:val="Text"/>
-      </w:pPr>
-      <w:r>
-        <w:rPr>
-          <w:rtl w:val="0"/>
+        <w:pStyle w:val="Text A"/>
+      </w:pPr>
+      <w:r>
+        <w:rPr>
+          <w:rtl w:val="0"/>
+          <w:lang w:val="en-US"/>
         </w:rPr>
         <w:t xml:space="preserve">  top: 0;</w:t>
       </w:r>
     </w:p>
     <w:p>
       <w:pPr>
-        <w:pStyle w:val="Text"/>
-      </w:pPr>
-      <w:r>
-        <w:rPr>
-          <w:rtl w:val="0"/>
+        <w:pStyle w:val="Text A"/>
+      </w:pPr>
+      <w:r>
+        <w:rPr>
+          <w:rtl w:val="0"/>
+          <w:lang w:val="en-US"/>
         </w:rPr>
         <w:t xml:space="preserve">  left: 0;</w:t>
       </w:r>
     </w:p>
     <w:p>
       <w:pPr>
-        <w:pStyle w:val="Text"/>
-      </w:pPr>
-      <w:r>
-        <w:rPr>
-          <w:rtl w:val="0"/>
+        <w:pStyle w:val="Text A"/>
+        <w:rPr>
           <w:lang w:val="de-DE"/>
         </w:rPr>
+      </w:pPr>
+      <w:r>
+        <w:rPr>
+          <w:rtl w:val="0"/>
+          <w:lang w:val="de-DE"/>
+        </w:rPr>
         <w:t xml:space="preserve">  width: 100%;</w:t>
       </w:r>
     </w:p>
     <w:p>
       <w:pPr>
-        <w:pStyle w:val="Text"/>
-      </w:pPr>
-      <w:r>
-        <w:rPr>
-          <w:rtl w:val="0"/>
+        <w:pStyle w:val="Text A"/>
+      </w:pPr>
+      <w:r>
+        <w:rPr>
+          <w:rtl w:val="0"/>
+          <w:lang w:val="en-US"/>
         </w:rPr>
         <w:t xml:space="preserve">  height: 100%;</w:t>
       </w:r>
     </w:p>
     <w:p>
       <w:pPr>
-        <w:pStyle w:val="Text"/>
-      </w:pPr>
-      <w:r>
-        <w:rPr>
-          <w:rtl w:val="0"/>
+        <w:pStyle w:val="Text A"/>
+        <w:rPr>
           <w:lang w:val="de-DE"/>
         </w:rPr>
+      </w:pPr>
+      <w:r>
+        <w:rPr>
+          <w:rtl w:val="0"/>
+          <w:lang w:val="de-DE"/>
+        </w:rPr>
         <w:t xml:space="preserve">  border-radius: 16px;</w:t>
       </w:r>
     </w:p>
     <w:p>
       <w:pPr>
-        <w:pStyle w:val="Text"/>
-      </w:pPr>
-      <w:r>
-        <w:rPr>
-          <w:rtl w:val="0"/>
+        <w:pStyle w:val="Text A"/>
+      </w:pPr>
+      <w:r>
+        <w:rPr>
+          <w:rtl w:val="0"/>
+          <w:lang w:val="en-US"/>
         </w:rPr>
         <w:t>}</w:t>
       </w:r>
     </w:p>
     <w:p>
       <w:pPr>
-        <w:pStyle w:val="Text"/>
-      </w:pPr>
-    </w:p>
-    <w:p>
-      <w:pPr>
-        <w:pStyle w:val="Text"/>
-      </w:pPr>
-      <w:r>
-        <w:rPr>
-          <w:rtl w:val="0"/>
+        <w:pStyle w:val="Text A"/>
+      </w:pPr>
+    </w:p>
+    <w:p>
+      <w:pPr>
+        <w:pStyle w:val="Text A"/>
+        <w:rPr>
           <w:lang w:val="de-DE"/>
         </w:rPr>
+      </w:pPr>
+      <w:r>
+        <w:rPr>
+          <w:rtl w:val="0"/>
+          <w:lang w:val="de-DE"/>
+        </w:rPr>
         <w:t>hr {</w:t>
       </w:r>
     </w:p>
     <w:p>
       <w:pPr>
-        <w:pStyle w:val="Text"/>
-      </w:pPr>
-      <w:r>
-        <w:rPr>
-          <w:rtl w:val="0"/>
+        <w:pStyle w:val="Text A"/>
+      </w:pPr>
+      <w:r>
+        <w:rPr>
+          <w:rtl w:val="0"/>
+          <w:lang w:val="en-US"/>
         </w:rPr>
         <w:t xml:space="preserve">  border: none;</w:t>
       </w:r>
     </w:p>
     <w:p>
       <w:pPr>
-        <w:pStyle w:val="Text"/>
-      </w:pPr>
-      <w:r>
-        <w:rPr>
-          <w:rtl w:val="0"/>
+        <w:pStyle w:val="Text A"/>
+      </w:pPr>
+      <w:r>
+        <w:rPr>
+          <w:rtl w:val="0"/>
+          <w:lang w:val="en-US"/>
         </w:rPr>
         <w:t xml:space="preserve">  height: 1px;</w:t>
       </w:r>
     </w:p>
     <w:p>
       <w:pPr>
-        <w:pStyle w:val="Text"/>
-      </w:pPr>
-      <w:r>
-        <w:rPr>
-          <w:rtl w:val="0"/>
+        <w:pStyle w:val="Text A"/>
+      </w:pPr>
+      <w:r>
+        <w:rPr>
+          <w:rtl w:val="0"/>
+          <w:lang w:val="en-US"/>
         </w:rPr>
         <w:t xml:space="preserve">  background: linear-gradient(to right, transparent, #ccc, transparent);</w:t>
       </w:r>
     </w:p>
     <w:p>
       <w:pPr>
-        <w:pStyle w:val="Text"/>
-      </w:pPr>
-      <w:r>
-        <w:rPr>
-          <w:rtl w:val="0"/>
+        <w:pStyle w:val="Text A"/>
+      </w:pPr>
+      <w:r>
+        <w:rPr>
+          <w:rtl w:val="0"/>
+          <w:lang w:val="en-US"/>
         </w:rPr>
         <w:t xml:space="preserve">  margin: 40px 0;</w:t>
       </w:r>
     </w:p>
     <w:p>
       <w:pPr>
-        <w:pStyle w:val="Text"/>
-      </w:pPr>
-      <w:r>
-        <w:rPr>
-          <w:rtl w:val="0"/>
+        <w:pStyle w:val="Text A"/>
+      </w:pPr>
+      <w:r>
+        <w:rPr>
+          <w:rtl w:val="0"/>
+          <w:lang w:val="en-US"/>
         </w:rPr>
         <w:t>}</w:t>
       </w:r>
     </w:p>
     <w:p>
       <w:pPr>
-        <w:pStyle w:val="Text"/>
-      </w:pPr>
-      <w:r>
-        <w:rPr>
-          <w:rtl w:val="0"/>
+        <w:pStyle w:val="Text A"/>
+      </w:pPr>
+      <w:r>
+        <w:rPr>
+          <w:rtl w:val="0"/>
+          <w:lang w:val="en-US"/>
         </w:rPr>
         <w:t>--&gt;&lt;/style&gt;</w:t>
       </w:r>
     </w:p>
     <w:p>
       <w:pPr>
-        <w:pStyle w:val="Text"/>
-      </w:pPr>
-    </w:p>
-    <w:p>
-      <w:pPr>
-        <w:pStyle w:val="Text"/>
-      </w:pPr>
-      <w:r>
-        <w:rPr>
-          <w:rtl w:val="0"/>
+        <w:pStyle w:val="Text A"/>
+      </w:pPr>
+    </w:p>
+    <w:p>
+      <w:pPr>
+        <w:pStyle w:val="Text A"/>
+      </w:pPr>
+      <w:r>
+        <w:rPr>
+          <w:rtl w:val="0"/>
+          <w:lang w:val="en-US"/>
         </w:rPr>
         <w:t>&lt;!-- ===================== UNIVERZ</w:t>
       </w:r>
       <w:r>
         <w:rPr>
           <w:rtl w:val="0"/>
+          <w:lang w:val="en-US"/>
         </w:rPr>
         <w:t>Á</w:t>
       </w:r>
@@ -1529,6 +1710,7 @@
       <w:r>
         <w:rPr>
           <w:rtl w:val="0"/>
+          <w:lang w:val="en-US"/>
         </w:rPr>
         <w:t>Š</w:t>
       </w:r>
@@ -1542,95 +1724,106 @@
       <w:r>
         <w:rPr>
           <w:rtl w:val="0"/>
+          <w:lang w:val="en-US"/>
         </w:rPr>
         <w:t>Ó</w:t>
       </w:r>
       <w:r>
         <w:rPr>
           <w:rtl w:val="0"/>
+          <w:lang w:val="en-US"/>
         </w:rPr>
         <w:t>NA PRODUKTU ===================== --&gt;</w:t>
       </w:r>
     </w:p>
     <w:p>
       <w:pPr>
-        <w:pStyle w:val="Text"/>
-      </w:pPr>
-    </w:p>
-    <w:p>
-      <w:pPr>
-        <w:pStyle w:val="Text"/>
-      </w:pPr>
-      <w:r>
-        <w:rPr>
-          <w:rtl w:val="0"/>
+        <w:pStyle w:val="Text A"/>
+      </w:pPr>
+    </w:p>
+    <w:p>
+      <w:pPr>
+        <w:pStyle w:val="Text A"/>
+        <w:rPr>
           <w:lang w:val="de-DE"/>
         </w:rPr>
+      </w:pPr>
+      <w:r>
+        <w:rPr>
+          <w:rtl w:val="0"/>
+          <w:lang w:val="de-DE"/>
+        </w:rPr>
         <w:t>&lt;!-- HERO --&gt;</w:t>
       </w:r>
     </w:p>
     <w:p>
       <w:pPr>
-        <w:pStyle w:val="Text"/>
-      </w:pPr>
-      <w:r>
-        <w:rPr>
-          <w:rtl w:val="0"/>
+        <w:pStyle w:val="Text A"/>
+      </w:pPr>
+      <w:r>
+        <w:rPr>
+          <w:rtl w:val="0"/>
+          <w:lang w:val="en-US"/>
         </w:rPr>
         <w:t>&lt;div class="hero"&gt;</w:t>
       </w:r>
     </w:p>
     <w:p>
       <w:pPr>
-        <w:pStyle w:val="Text"/>
-      </w:pPr>
-      <w:r>
-        <w:rPr>
-          <w:rtl w:val="0"/>
+        <w:pStyle w:val="Text A"/>
+      </w:pPr>
+      <w:r>
+        <w:rPr>
+          <w:rtl w:val="0"/>
+          <w:lang w:val="en-US"/>
         </w:rPr>
         <w:t>&lt;h1&gt;{nazev_produktu}&lt;/h1&gt;</w:t>
       </w:r>
     </w:p>
     <w:p>
       <w:pPr>
-        <w:pStyle w:val="Text"/>
-      </w:pPr>
-      <w:r>
-        <w:rPr>
-          <w:rtl w:val="0"/>
+        <w:pStyle w:val="Text A"/>
+      </w:pPr>
+      <w:r>
+        <w:rPr>
+          <w:rtl w:val="0"/>
+          <w:lang w:val="en-US"/>
         </w:rPr>
         <w:t>&lt;p&gt;{strucny_popis_produktu}&lt;/p&gt;</w:t>
       </w:r>
     </w:p>
     <w:p>
       <w:pPr>
-        <w:pStyle w:val="Text"/>
-      </w:pPr>
-      <w:r>
-        <w:rPr>
-          <w:rtl w:val="0"/>
+        <w:pStyle w:val="Text A"/>
+      </w:pPr>
+      <w:r>
+        <w:rPr>
+          <w:rtl w:val="0"/>
+          <w:lang w:val="en-US"/>
         </w:rPr>
         <w:t>&lt;/div&gt;</w:t>
       </w:r>
     </w:p>
     <w:p>
       <w:pPr>
-        <w:pStyle w:val="Text"/>
-      </w:pPr>
-    </w:p>
-    <w:p>
-      <w:pPr>
-        <w:pStyle w:val="Text"/>
-      </w:pPr>
-      <w:r>
-        <w:rPr>
-          <w:rtl w:val="0"/>
+        <w:pStyle w:val="Text A"/>
+      </w:pPr>
+    </w:p>
+    <w:p>
+      <w:pPr>
+        <w:pStyle w:val="Text A"/>
+      </w:pPr>
+      <w:r>
+        <w:rPr>
+          <w:rtl w:val="0"/>
+          <w:lang w:val="en-US"/>
         </w:rPr>
         <w:t xml:space="preserve">&lt;!-- </w:t>
       </w:r>
       <w:r>
         <w:rPr>
           <w:rtl w:val="0"/>
+          <w:lang w:val="en-US"/>
         </w:rPr>
         <w:t>Ú</w:t>
       </w:r>
@@ -1644,216 +1837,250 @@
       <w:r>
         <w:rPr>
           <w:rtl w:val="0"/>
+          <w:lang w:val="en-US"/>
         </w:rPr>
         <w:t>Á</w:t>
       </w:r>
       <w:r>
         <w:rPr>
           <w:rtl w:val="0"/>
+          <w:lang w:val="en-US"/>
         </w:rPr>
         <w:t>ZOK --&gt;</w:t>
       </w:r>
     </w:p>
     <w:p>
       <w:pPr>
-        <w:pStyle w:val="Text"/>
-      </w:pPr>
-      <w:r>
-        <w:rPr>
-          <w:rtl w:val="0"/>
+        <w:pStyle w:val="Text A"/>
+      </w:pPr>
+      <w:r>
+        <w:rPr>
+          <w:rtl w:val="0"/>
+          <w:lang w:val="en-US"/>
         </w:rPr>
         <w:t>&lt;div class="section flex-row"&gt;</w:t>
       </w:r>
     </w:p>
     <w:p>
       <w:pPr>
-        <w:pStyle w:val="Text"/>
-      </w:pPr>
-      <w:r>
-        <w:rPr>
-          <w:rtl w:val="0"/>
+        <w:pStyle w:val="Text A"/>
+      </w:pPr>
+      <w:r>
+        <w:rPr>
+          <w:rtl w:val="0"/>
+          <w:lang w:val="en-US"/>
         </w:rPr>
         <w:t>&lt;div style="flex: 1; min-width: 280px;"&gt;</w:t>
       </w:r>
     </w:p>
     <w:p>
       <w:pPr>
-        <w:pStyle w:val="Text"/>
-      </w:pPr>
-      <w:r>
-        <w:rPr>
-          <w:rtl w:val="0"/>
+        <w:pStyle w:val="Text A"/>
+      </w:pPr>
+      <w:r>
+        <w:rPr>
+          <w:rtl w:val="0"/>
+          <w:lang w:val="en-US"/>
         </w:rPr>
         <w:t>&lt;p&gt;&lt;strong&gt;{nazev_produktu}&lt;/strong&gt; je {typ_produktu} vhodn</w:t>
       </w:r>
       <w:r>
         <w:rPr>
           <w:rtl w:val="0"/>
+          <w:lang w:val="en-US"/>
         </w:rPr>
         <w:t xml:space="preserve">ý </w:t>
       </w:r>
       <w:r>
         <w:rPr>
           <w:rtl w:val="0"/>
+          <w:lang w:val="en-US"/>
         </w:rPr>
         <w:t>pre &lt;em&gt;{doporucene_pouziti}&lt;/em&gt;. {hlavni_vlastnosti}.&lt;/p&gt;</w:t>
       </w:r>
     </w:p>
     <w:p>
       <w:pPr>
-        <w:pStyle w:val="Text"/>
-      </w:pPr>
-      <w:r>
-        <w:rPr>
-          <w:rtl w:val="0"/>
+        <w:pStyle w:val="Text A"/>
+      </w:pPr>
+      <w:r>
+        <w:rPr>
+          <w:rtl w:val="0"/>
+          <w:lang w:val="en-US"/>
         </w:rPr>
         <w:t>&lt;/div&gt;</w:t>
       </w:r>
     </w:p>
     <w:p>
       <w:pPr>
-        <w:pStyle w:val="Text"/>
-      </w:pPr>
-      <w:r>
-        <w:rPr>
-          <w:rtl w:val="0"/>
-        </w:rPr>
-        <w:t>&lt;img src="{obrazek}" alt="{nazev_produktu}" width="250" height="auto" /&gt;</w:t>
-      </w:r>
-    </w:p>
-    <w:p>
-      <w:pPr>
-        <w:pStyle w:val="Text"/>
-      </w:pPr>
-      <w:r>
-        <w:rPr>
-          <w:rtl w:val="0"/>
+        <w:pStyle w:val="Text A"/>
+      </w:pPr>
+      <w:r>
+        <w:rPr>
+          <w:rtl w:val="0"/>
+          <w:lang w:val="en-US"/>
+        </w:rPr>
+        <w:t>&lt;img src="{</w:t>
+      </w:r>
+      <w:r>
+        <w:rPr>
+          <w:rtl w:val="0"/>
+        </w:rPr>
+        <w:t>img1_src</w:t>
+      </w:r>
+      <w:r>
+        <w:rPr>
+          <w:rtl w:val="0"/>
+          <w:lang w:val="en-US"/>
+        </w:rPr>
+        <w:t>}" alt="{nazev_produktu}" width="250" height="auto" /&gt;</w:t>
+      </w:r>
+    </w:p>
+    <w:p>
+      <w:pPr>
+        <w:pStyle w:val="Text A"/>
+      </w:pPr>
+      <w:r>
+        <w:rPr>
+          <w:rtl w:val="0"/>
+          <w:lang w:val="en-US"/>
         </w:rPr>
         <w:t>&lt;/div&gt;</w:t>
       </w:r>
     </w:p>
     <w:p>
       <w:pPr>
-        <w:pStyle w:val="Text"/>
-      </w:pPr>
-    </w:p>
-    <w:p>
-      <w:pPr>
-        <w:pStyle w:val="Text"/>
-      </w:pPr>
-      <w:r>
-        <w:rPr>
-          <w:rtl w:val="0"/>
+        <w:pStyle w:val="Text A"/>
+      </w:pPr>
+    </w:p>
+    <w:p>
+      <w:pPr>
+        <w:pStyle w:val="Text A"/>
+      </w:pPr>
+      <w:r>
+        <w:rPr>
+          <w:rtl w:val="0"/>
+          <w:lang w:val="en-US"/>
         </w:rPr>
         <w:t>&lt;!-- O PRODUKTE --&gt;</w:t>
       </w:r>
     </w:p>
     <w:p>
       <w:pPr>
-        <w:pStyle w:val="Text"/>
-      </w:pPr>
-      <w:r>
-        <w:rPr>
-          <w:rtl w:val="0"/>
+        <w:pStyle w:val="Text A"/>
+      </w:pPr>
+      <w:r>
+        <w:rPr>
+          <w:rtl w:val="0"/>
+          <w:lang w:val="en-US"/>
         </w:rPr>
         <w:t>&lt;div class="section"&gt;</w:t>
       </w:r>
     </w:p>
     <w:p>
       <w:pPr>
-        <w:pStyle w:val="Text"/>
-      </w:pPr>
-      <w:r>
-        <w:rPr>
-          <w:rtl w:val="0"/>
+        <w:pStyle w:val="Text A"/>
+      </w:pPr>
+      <w:r>
+        <w:rPr>
+          <w:rtl w:val="0"/>
+          <w:lang w:val="en-US"/>
         </w:rPr>
         <w:t>&lt;h2&gt;O produkte&lt;/h2&gt;</w:t>
       </w:r>
     </w:p>
     <w:p>
       <w:pPr>
-        <w:pStyle w:val="Text"/>
-      </w:pPr>
-      <w:r>
-        <w:rPr>
-          <w:rtl w:val="0"/>
+        <w:pStyle w:val="Text A"/>
+      </w:pPr>
+      <w:r>
+        <w:rPr>
+          <w:rtl w:val="0"/>
+          <w:lang w:val="en-US"/>
         </w:rPr>
         <w:t>&lt;div class="text-block"&gt;</w:t>
       </w:r>
     </w:p>
     <w:p>
       <w:pPr>
-        <w:pStyle w:val="Text"/>
-      </w:pPr>
-      <w:r>
-        <w:rPr>
-          <w:rtl w:val="0"/>
+        <w:pStyle w:val="Text A"/>
+      </w:pPr>
+      <w:r>
+        <w:rPr>
+          <w:rtl w:val="0"/>
+          <w:lang w:val="en-US"/>
         </w:rPr>
         <w:t>&lt;p&gt;{podrobnejsi_popis_produktu}&lt;/p&gt;</w:t>
       </w:r>
     </w:p>
     <w:p>
       <w:pPr>
-        <w:pStyle w:val="Text"/>
-      </w:pPr>
-      <w:r>
-        <w:rPr>
-          <w:rtl w:val="0"/>
+        <w:pStyle w:val="Text A"/>
+      </w:pPr>
+      <w:r>
+        <w:rPr>
+          <w:rtl w:val="0"/>
+          <w:lang w:val="en-US"/>
         </w:rPr>
         <w:t>&lt;/div&gt;</w:t>
       </w:r>
     </w:p>
     <w:p>
       <w:pPr>
-        <w:pStyle w:val="Text"/>
-      </w:pPr>
-      <w:r>
-        <w:rPr>
-          <w:rtl w:val="0"/>
+        <w:pStyle w:val="Text A"/>
+      </w:pPr>
+      <w:r>
+        <w:rPr>
+          <w:rtl w:val="0"/>
+          <w:lang w:val="en-US"/>
         </w:rPr>
         <w:t>&lt;/div&gt;</w:t>
       </w:r>
     </w:p>
     <w:p>
       <w:pPr>
-        <w:pStyle w:val="Text"/>
-      </w:pPr>
-    </w:p>
-    <w:p>
-      <w:pPr>
-        <w:pStyle w:val="Text"/>
-      </w:pPr>
-      <w:r>
-        <w:rPr>
-          <w:rtl w:val="0"/>
+        <w:pStyle w:val="Text A"/>
+      </w:pPr>
+    </w:p>
+    <w:p>
+      <w:pPr>
+        <w:pStyle w:val="Text A"/>
+      </w:pPr>
+      <w:r>
+        <w:rPr>
+          <w:rtl w:val="0"/>
+          <w:lang w:val="en-US"/>
         </w:rPr>
         <w:t>&lt;!-- ZARADENIE --&gt;</w:t>
       </w:r>
     </w:p>
     <w:p>
       <w:pPr>
-        <w:pStyle w:val="Text"/>
-      </w:pPr>
-      <w:r>
-        <w:rPr>
-          <w:rtl w:val="0"/>
+        <w:pStyle w:val="Text A"/>
+      </w:pPr>
+      <w:r>
+        <w:rPr>
+          <w:rtl w:val="0"/>
+          <w:lang w:val="en-US"/>
         </w:rPr>
         <w:t>&lt;div class="section"&gt;</w:t>
       </w:r>
     </w:p>
     <w:p>
       <w:pPr>
-        <w:pStyle w:val="Text"/>
-      </w:pPr>
-      <w:r>
-        <w:rPr>
-          <w:rtl w:val="0"/>
+        <w:pStyle w:val="Text A"/>
+      </w:pPr>
+      <w:r>
+        <w:rPr>
+          <w:rtl w:val="0"/>
+          <w:lang w:val="en-US"/>
         </w:rPr>
         <w:t>&lt;h2&gt;Kam patr</w:t>
       </w:r>
       <w:r>
         <w:rPr>
           <w:rtl w:val="0"/>
+          <w:lang w:val="en-US"/>
         </w:rPr>
         <w:t>í</w:t>
       </w:r>
@@ -1867,241 +2094,262 @@
     </w:p>
     <w:p>
       <w:pPr>
-        <w:pStyle w:val="Text"/>
-      </w:pPr>
-      <w:r>
-        <w:rPr>
-          <w:rtl w:val="0"/>
+        <w:pStyle w:val="Text A"/>
+      </w:pPr>
+      <w:r>
+        <w:rPr>
+          <w:rtl w:val="0"/>
+          <w:lang w:val="en-US"/>
         </w:rPr>
         <w:t>&lt;div class="text-block"&gt;</w:t>
       </w:r>
     </w:p>
     <w:p>
       <w:pPr>
-        <w:pStyle w:val="Text"/>
-      </w:pPr>
-      <w:r>
-        <w:rPr>
-          <w:rtl w:val="0"/>
+        <w:pStyle w:val="Text A"/>
+      </w:pPr>
+      <w:r>
+        <w:rPr>
+          <w:rtl w:val="0"/>
+          <w:lang w:val="en-US"/>
         </w:rPr>
         <w:t>&lt;p&gt;{zarazeni_produktu_a_rada}&lt;/p&gt;</w:t>
       </w:r>
     </w:p>
     <w:p>
       <w:pPr>
-        <w:pStyle w:val="Text"/>
-      </w:pPr>
-      <w:r>
-        <w:rPr>
-          <w:rtl w:val="0"/>
+        <w:pStyle w:val="Text A"/>
+      </w:pPr>
+      <w:r>
+        <w:rPr>
+          <w:rtl w:val="0"/>
+          <w:lang w:val="en-US"/>
         </w:rPr>
         <w:t>&lt;/div&gt;</w:t>
       </w:r>
     </w:p>
     <w:p>
       <w:pPr>
-        <w:pStyle w:val="Text"/>
-      </w:pPr>
-      <w:r>
-        <w:rPr>
-          <w:rtl w:val="0"/>
+        <w:pStyle w:val="Text A"/>
+      </w:pPr>
+      <w:r>
+        <w:rPr>
+          <w:rtl w:val="0"/>
+          <w:lang w:val="en-US"/>
         </w:rPr>
         <w:t>&lt;/div&gt;</w:t>
       </w:r>
     </w:p>
     <w:p>
       <w:pPr>
-        <w:pStyle w:val="Text"/>
-      </w:pPr>
-    </w:p>
-    <w:p>
-      <w:pPr>
-        <w:pStyle w:val="Text"/>
-      </w:pPr>
-      <w:r>
-        <w:rPr>
-          <w:rtl w:val="0"/>
+        <w:pStyle w:val="Text A"/>
+      </w:pPr>
+    </w:p>
+    <w:p>
+      <w:pPr>
+        <w:pStyle w:val="Text A"/>
+      </w:pPr>
+      <w:r>
+        <w:rPr>
+          <w:rtl w:val="0"/>
+          <w:lang w:val="en-US"/>
         </w:rPr>
         <w:t>&lt;!-- VLASTNOSTI --&gt;</w:t>
       </w:r>
     </w:p>
     <w:p>
       <w:pPr>
-        <w:pStyle w:val="Text"/>
-      </w:pPr>
-      <w:r>
-        <w:rPr>
-          <w:rtl w:val="0"/>
+        <w:pStyle w:val="Text A"/>
+      </w:pPr>
+      <w:r>
+        <w:rPr>
+          <w:rtl w:val="0"/>
+          <w:lang w:val="en-US"/>
         </w:rPr>
         <w:t>&lt;div class="section"&gt;</w:t>
       </w:r>
     </w:p>
     <w:p>
       <w:pPr>
-        <w:pStyle w:val="Text"/>
-      </w:pPr>
-      <w:r>
-        <w:rPr>
-          <w:rtl w:val="0"/>
+        <w:pStyle w:val="Text A"/>
+      </w:pPr>
+      <w:r>
+        <w:rPr>
+          <w:rtl w:val="0"/>
+          <w:lang w:val="en-US"/>
         </w:rPr>
         <w:t>&lt;h2&gt;Vlastnosti&lt;/h2&gt;</w:t>
       </w:r>
     </w:p>
     <w:p>
       <w:pPr>
-        <w:pStyle w:val="Text"/>
-      </w:pPr>
-      <w:r>
-        <w:rPr>
-          <w:rtl w:val="0"/>
+        <w:pStyle w:val="Text A"/>
+      </w:pPr>
+      <w:r>
+        <w:rPr>
+          <w:rtl w:val="0"/>
+          <w:lang w:val="en-US"/>
         </w:rPr>
         <w:t>&lt;ul&gt;</w:t>
       </w:r>
     </w:p>
     <w:p>
       <w:pPr>
-        <w:pStyle w:val="Text"/>
-      </w:pPr>
-      <w:r>
-        <w:rPr>
-          <w:rtl w:val="0"/>
+        <w:pStyle w:val="Text A"/>
+      </w:pPr>
+      <w:r>
+        <w:rPr>
+          <w:rtl w:val="0"/>
+          <w:lang w:val="en-US"/>
         </w:rPr>
         <w:t>&lt;li&gt;{vlastnost_1}&lt;/li&gt;</w:t>
       </w:r>
     </w:p>
     <w:p>
       <w:pPr>
-        <w:pStyle w:val="Text"/>
-      </w:pPr>
-      <w:r>
-        <w:rPr>
-          <w:rtl w:val="0"/>
+        <w:pStyle w:val="Text A"/>
+      </w:pPr>
+      <w:r>
+        <w:rPr>
+          <w:rtl w:val="0"/>
+          <w:lang w:val="en-US"/>
         </w:rPr>
         <w:t>&lt;li&gt;{vlastnost_2}&lt;/li&gt;</w:t>
       </w:r>
     </w:p>
     <w:p>
       <w:pPr>
-        <w:pStyle w:val="Text"/>
-      </w:pPr>
-      <w:r>
-        <w:rPr>
-          <w:rtl w:val="0"/>
+        <w:pStyle w:val="Text A"/>
+      </w:pPr>
+      <w:r>
+        <w:rPr>
+          <w:rtl w:val="0"/>
+          <w:lang w:val="en-US"/>
         </w:rPr>
         <w:t>&lt;li&gt;{vlastnost_3}&lt;/li&gt;</w:t>
       </w:r>
     </w:p>
     <w:p>
       <w:pPr>
-        <w:pStyle w:val="Text"/>
-      </w:pPr>
-      <w:r>
-        <w:rPr>
-          <w:rtl w:val="0"/>
+        <w:pStyle w:val="Text A"/>
+      </w:pPr>
+      <w:r>
+        <w:rPr>
+          <w:rtl w:val="0"/>
+          <w:lang w:val="en-US"/>
         </w:rPr>
         <w:t>&lt;/ul&gt;</w:t>
       </w:r>
     </w:p>
     <w:p>
       <w:pPr>
-        <w:pStyle w:val="Text"/>
-      </w:pPr>
-      <w:r>
-        <w:rPr>
-          <w:rtl w:val="0"/>
+        <w:pStyle w:val="Text A"/>
+      </w:pPr>
+      <w:r>
+        <w:rPr>
+          <w:rtl w:val="0"/>
+          <w:lang w:val="en-US"/>
         </w:rPr>
         <w:t>&lt;/div&gt;</w:t>
       </w:r>
     </w:p>
     <w:p>
       <w:pPr>
-        <w:pStyle w:val="Text"/>
-      </w:pPr>
-    </w:p>
-    <w:p>
-      <w:pPr>
-        <w:pStyle w:val="Text"/>
-      </w:pPr>
-      <w:r>
-        <w:rPr>
-          <w:rtl w:val="0"/>
+        <w:pStyle w:val="Text A"/>
+      </w:pPr>
+    </w:p>
+    <w:p>
+      <w:pPr>
+        <w:pStyle w:val="Text A"/>
+      </w:pPr>
+      <w:r>
+        <w:rPr>
+          <w:rtl w:val="0"/>
+          <w:lang w:val="en-US"/>
         </w:rPr>
         <w:t>&lt;!-- TIPY A TRIKY --&gt;</w:t>
       </w:r>
     </w:p>
     <w:p>
       <w:pPr>
-        <w:pStyle w:val="Text"/>
-      </w:pPr>
-      <w:r>
-        <w:rPr>
-          <w:rtl w:val="0"/>
+        <w:pStyle w:val="Text A"/>
+      </w:pPr>
+      <w:r>
+        <w:rPr>
+          <w:rtl w:val="0"/>
+          <w:lang w:val="en-US"/>
         </w:rPr>
         <w:t>&lt;div class="section"&gt;</w:t>
       </w:r>
     </w:p>
     <w:p>
       <w:pPr>
-        <w:pStyle w:val="Text"/>
-      </w:pPr>
-      <w:r>
-        <w:rPr>
-          <w:rtl w:val="0"/>
+        <w:pStyle w:val="Text A"/>
+      </w:pPr>
+      <w:r>
+        <w:rPr>
+          <w:rtl w:val="0"/>
+          <w:lang w:val="en-US"/>
         </w:rPr>
         <w:t>&lt;h2&gt;Tipy a triky&lt;/h2&gt;</w:t>
       </w:r>
     </w:p>
     <w:p>
       <w:pPr>
-        <w:pStyle w:val="Text"/>
-      </w:pPr>
-      <w:r>
-        <w:rPr>
-          <w:rtl w:val="0"/>
+        <w:pStyle w:val="Text A"/>
+      </w:pPr>
+      <w:r>
+        <w:rPr>
+          <w:rtl w:val="0"/>
+          <w:lang w:val="en-US"/>
         </w:rPr>
         <w:t>&lt;div class="card-table"&gt;</w:t>
       </w:r>
     </w:p>
     <w:p>
       <w:pPr>
-        <w:pStyle w:val="Text"/>
-      </w:pPr>
-      <w:r>
-        <w:rPr>
-          <w:rtl w:val="0"/>
+        <w:pStyle w:val="Text A"/>
+      </w:pPr>
+      <w:r>
+        <w:rPr>
+          <w:rtl w:val="0"/>
+          <w:lang w:val="en-US"/>
         </w:rPr>
         <w:t>&lt;table&gt;</w:t>
       </w:r>
     </w:p>
     <w:p>
       <w:pPr>
-        <w:pStyle w:val="Text"/>
-      </w:pPr>
-      <w:r>
-        <w:rPr>
-          <w:rtl w:val="0"/>
+        <w:pStyle w:val="Text A"/>
+      </w:pPr>
+      <w:r>
+        <w:rPr>
+          <w:rtl w:val="0"/>
+          <w:lang w:val="en-US"/>
         </w:rPr>
         <w:t>&lt;tbody&gt;</w:t>
       </w:r>
     </w:p>
     <w:p>
       <w:pPr>
-        <w:pStyle w:val="Text"/>
-      </w:pPr>
-      <w:r>
-        <w:rPr>
-          <w:rtl w:val="0"/>
+        <w:pStyle w:val="Text A"/>
+      </w:pPr>
+      <w:r>
+        <w:rPr>
+          <w:rtl w:val="0"/>
+          <w:lang w:val="en-US"/>
         </w:rPr>
         <w:t>&lt;tr&gt;</w:t>
       </w:r>
     </w:p>
     <w:p>
       <w:pPr>
-        <w:pStyle w:val="Text"/>
-      </w:pPr>
-      <w:r>
-        <w:rPr>
-          <w:rtl w:val="0"/>
+        <w:pStyle w:val="Text A"/>
+      </w:pPr>
+      <w:r>
+        <w:rPr>
+          <w:rtl w:val="0"/>
+          <w:lang w:val="en-US"/>
         </w:rPr>
         <w:t>&lt;th&gt;Kateg</w:t>
       </w:r>
@@ -2115,46 +2363,50 @@
       <w:r>
         <w:rPr>
           <w:rtl w:val="0"/>
+          <w:lang w:val="en-US"/>
         </w:rPr>
         <w:t>ria&lt;/th&gt;</w:t>
       </w:r>
     </w:p>
     <w:p>
       <w:pPr>
-        <w:pStyle w:val="Text"/>
-      </w:pPr>
-      <w:r>
-        <w:rPr>
-          <w:rtl w:val="0"/>
+        <w:pStyle w:val="Text A"/>
+      </w:pPr>
+      <w:r>
+        <w:rPr>
+          <w:rtl w:val="0"/>
+          <w:lang w:val="en-US"/>
         </w:rPr>
         <w:t>&lt;th&gt;Popis&lt;/th&gt;</w:t>
       </w:r>
     </w:p>
     <w:p>
       <w:pPr>
-        <w:pStyle w:val="Text"/>
-      </w:pPr>
-      <w:r>
-        <w:rPr>
-          <w:rtl w:val="0"/>
+        <w:pStyle w:val="Text A"/>
+      </w:pPr>
+      <w:r>
+        <w:rPr>
+          <w:rtl w:val="0"/>
+          <w:lang w:val="en-US"/>
         </w:rPr>
         <w:t>&lt;/tr&gt;</w:t>
       </w:r>
     </w:p>
     <w:p>
       <w:pPr>
-        <w:pStyle w:val="Text"/>
-      </w:pPr>
-      <w:r>
-        <w:rPr>
-          <w:rtl w:val="0"/>
+        <w:pStyle w:val="Text A"/>
+      </w:pPr>
+      <w:r>
+        <w:rPr>
+          <w:rtl w:val="0"/>
+          <w:lang w:val="en-US"/>
         </w:rPr>
         <w:t>&lt;tr&gt;</w:t>
       </w:r>
     </w:p>
     <w:p>
       <w:pPr>
-        <w:pStyle w:val="Text"/>
+        <w:pStyle w:val="Text A"/>
       </w:pPr>
       <w:r>
         <w:rPr>
@@ -2166,371 +2418,407 @@
       <w:r>
         <w:rPr>
           <w:rtl w:val="0"/>
+          <w:lang w:val="en-US"/>
         </w:rPr>
         <w:t>ž</w:t>
       </w:r>
       <w:r>
         <w:rPr>
           <w:rtl w:val="0"/>
+          <w:lang w:val="en-US"/>
         </w:rPr>
         <w:t>itie&lt;/td&gt;</w:t>
       </w:r>
     </w:p>
     <w:p>
       <w:pPr>
-        <w:pStyle w:val="Text"/>
-      </w:pPr>
-      <w:r>
-        <w:rPr>
-          <w:rtl w:val="0"/>
+        <w:pStyle w:val="Text A"/>
+      </w:pPr>
+      <w:r>
+        <w:rPr>
+          <w:rtl w:val="0"/>
+          <w:lang w:val="en-US"/>
         </w:rPr>
         <w:t>&lt;td&gt;{doporucene_pouziti_tabulka}&lt;/td&gt;</w:t>
       </w:r>
     </w:p>
     <w:p>
       <w:pPr>
-        <w:pStyle w:val="Text"/>
-      </w:pPr>
-      <w:r>
-        <w:rPr>
-          <w:rtl w:val="0"/>
+        <w:pStyle w:val="Text A"/>
+      </w:pPr>
+      <w:r>
+        <w:rPr>
+          <w:rtl w:val="0"/>
+          <w:lang w:val="en-US"/>
         </w:rPr>
         <w:t>&lt;/tr&gt;</w:t>
       </w:r>
     </w:p>
     <w:p>
       <w:pPr>
-        <w:pStyle w:val="Text"/>
-      </w:pPr>
-      <w:r>
-        <w:rPr>
-          <w:rtl w:val="0"/>
+        <w:pStyle w:val="Text A"/>
+      </w:pPr>
+      <w:r>
+        <w:rPr>
+          <w:rtl w:val="0"/>
+          <w:lang w:val="en-US"/>
         </w:rPr>
         <w:t>&lt;tr&gt;</w:t>
       </w:r>
     </w:p>
     <w:p>
       <w:pPr>
-        <w:pStyle w:val="Text"/>
-      </w:pPr>
-      <w:r>
-        <w:rPr>
-          <w:rtl w:val="0"/>
+        <w:pStyle w:val="Text A"/>
+      </w:pPr>
+      <w:r>
+        <w:rPr>
+          <w:rtl w:val="0"/>
+          <w:lang w:val="en-US"/>
         </w:rPr>
         <w:t>&lt;td&gt;V</w:t>
       </w:r>
       <w:r>
         <w:rPr>
           <w:rtl w:val="0"/>
+          <w:lang w:val="en-US"/>
         </w:rPr>
         <w:t>ý</w:t>
       </w:r>
       <w:r>
         <w:rPr>
           <w:rtl w:val="0"/>
+          <w:lang w:val="en-US"/>
         </w:rPr>
         <w:t>hody&lt;/td&gt;</w:t>
       </w:r>
     </w:p>
     <w:p>
       <w:pPr>
-        <w:pStyle w:val="Text"/>
-      </w:pPr>
-      <w:r>
-        <w:rPr>
-          <w:rtl w:val="0"/>
+        <w:pStyle w:val="Text A"/>
+      </w:pPr>
+      <w:r>
+        <w:rPr>
+          <w:rtl w:val="0"/>
+          <w:lang w:val="en-US"/>
         </w:rPr>
         <w:t>&lt;td&gt;{vyhody}&lt;/td&gt;</w:t>
       </w:r>
     </w:p>
     <w:p>
       <w:pPr>
-        <w:pStyle w:val="Text"/>
-      </w:pPr>
-      <w:r>
-        <w:rPr>
-          <w:rtl w:val="0"/>
+        <w:pStyle w:val="Text A"/>
+      </w:pPr>
+      <w:r>
+        <w:rPr>
+          <w:rtl w:val="0"/>
+          <w:lang w:val="en-US"/>
         </w:rPr>
         <w:t>&lt;/tr&gt;</w:t>
       </w:r>
     </w:p>
     <w:p>
       <w:pPr>
-        <w:pStyle w:val="Text"/>
-      </w:pPr>
-      <w:r>
-        <w:rPr>
-          <w:rtl w:val="0"/>
+        <w:pStyle w:val="Text A"/>
+      </w:pPr>
+      <w:r>
+        <w:rPr>
+          <w:rtl w:val="0"/>
+          <w:lang w:val="en-US"/>
         </w:rPr>
         <w:t>&lt;tr&gt;</w:t>
       </w:r>
     </w:p>
     <w:p>
       <w:pPr>
-        <w:pStyle w:val="Text"/>
-      </w:pPr>
-      <w:r>
-        <w:rPr>
-          <w:rtl w:val="0"/>
+        <w:pStyle w:val="Text A"/>
+      </w:pPr>
+      <w:r>
+        <w:rPr>
+          <w:rtl w:val="0"/>
+          <w:lang w:val="en-US"/>
         </w:rPr>
         <w:t>&lt;td&gt;Slabiny&lt;/td&gt;</w:t>
       </w:r>
     </w:p>
     <w:p>
       <w:pPr>
-        <w:pStyle w:val="Text"/>
-      </w:pPr>
-      <w:r>
-        <w:rPr>
-          <w:rtl w:val="0"/>
+        <w:pStyle w:val="Text A"/>
+      </w:pPr>
+      <w:r>
+        <w:rPr>
+          <w:rtl w:val="0"/>
+          <w:lang w:val="en-US"/>
         </w:rPr>
         <w:t>&lt;td&gt;{slabiny}&lt;/td&gt;</w:t>
       </w:r>
     </w:p>
     <w:p>
       <w:pPr>
-        <w:pStyle w:val="Text"/>
-      </w:pPr>
-      <w:r>
-        <w:rPr>
-          <w:rtl w:val="0"/>
+        <w:pStyle w:val="Text A"/>
+      </w:pPr>
+      <w:r>
+        <w:rPr>
+          <w:rtl w:val="0"/>
+          <w:lang w:val="en-US"/>
         </w:rPr>
         <w:t>&lt;/tr&gt;</w:t>
       </w:r>
     </w:p>
     <w:p>
       <w:pPr>
-        <w:pStyle w:val="Text"/>
-      </w:pPr>
-      <w:r>
-        <w:rPr>
-          <w:rtl w:val="0"/>
+        <w:pStyle w:val="Text A"/>
+      </w:pPr>
+      <w:r>
+        <w:rPr>
+          <w:rtl w:val="0"/>
+          <w:lang w:val="en-US"/>
         </w:rPr>
         <w:t>&lt;tr&gt;</w:t>
       </w:r>
     </w:p>
     <w:p>
       <w:pPr>
-        <w:pStyle w:val="Text"/>
-      </w:pPr>
-      <w:r>
-        <w:rPr>
-          <w:rtl w:val="0"/>
+        <w:pStyle w:val="Text A"/>
+      </w:pPr>
+      <w:r>
+        <w:rPr>
+          <w:rtl w:val="0"/>
+          <w:lang w:val="en-US"/>
         </w:rPr>
         <w:t>&lt;td&gt;Kombin</w:t>
       </w:r>
       <w:r>
         <w:rPr>
           <w:rtl w:val="0"/>
+          <w:lang w:val="en-US"/>
         </w:rPr>
         <w:t>á</w:t>
       </w:r>
       <w:r>
         <w:rPr>
           <w:rtl w:val="0"/>
+          <w:lang w:val="en-US"/>
         </w:rPr>
         <w:t>cie&lt;/td&gt;</w:t>
       </w:r>
     </w:p>
     <w:p>
       <w:pPr>
-        <w:pStyle w:val="Text"/>
-      </w:pPr>
-      <w:r>
-        <w:rPr>
-          <w:rtl w:val="0"/>
+        <w:pStyle w:val="Text A"/>
+      </w:pPr>
+      <w:r>
+        <w:rPr>
+          <w:rtl w:val="0"/>
+          <w:lang w:val="en-US"/>
         </w:rPr>
         <w:t>&lt;td&gt;{doporucene_kombinace}&lt;/td&gt;</w:t>
       </w:r>
     </w:p>
     <w:p>
       <w:pPr>
-        <w:pStyle w:val="Text"/>
-      </w:pPr>
-      <w:r>
-        <w:rPr>
-          <w:rtl w:val="0"/>
+        <w:pStyle w:val="Text A"/>
+      </w:pPr>
+      <w:r>
+        <w:rPr>
+          <w:rtl w:val="0"/>
+          <w:lang w:val="en-US"/>
         </w:rPr>
         <w:t>&lt;/tr&gt;</w:t>
       </w:r>
     </w:p>
     <w:p>
       <w:pPr>
-        <w:pStyle w:val="Text"/>
-      </w:pPr>
-      <w:r>
-        <w:rPr>
-          <w:rtl w:val="0"/>
+        <w:pStyle w:val="Text A"/>
+      </w:pPr>
+      <w:r>
+        <w:rPr>
+          <w:rtl w:val="0"/>
+          <w:lang w:val="en-US"/>
         </w:rPr>
         <w:t>&lt;tr&gt;</w:t>
       </w:r>
     </w:p>
     <w:p>
       <w:pPr>
-        <w:pStyle w:val="Text"/>
-      </w:pPr>
-      <w:r>
-        <w:rPr>
-          <w:rtl w:val="0"/>
+        <w:pStyle w:val="Text A"/>
+      </w:pPr>
+      <w:r>
+        <w:rPr>
+          <w:rtl w:val="0"/>
+          <w:lang w:val="en-US"/>
         </w:rPr>
         <w:t>&lt;td&gt;Tip&lt;/td&gt;</w:t>
       </w:r>
     </w:p>
     <w:p>
       <w:pPr>
-        <w:pStyle w:val="Text"/>
-      </w:pPr>
-      <w:r>
-        <w:rPr>
-          <w:rtl w:val="0"/>
+        <w:pStyle w:val="Text A"/>
+      </w:pPr>
+      <w:r>
+        <w:rPr>
+          <w:rtl w:val="0"/>
+          <w:lang w:val="en-US"/>
         </w:rPr>
         <w:t>&lt;td&gt;{prakticky_tip}&lt;/td&gt;</w:t>
       </w:r>
     </w:p>
     <w:p>
       <w:pPr>
-        <w:pStyle w:val="Text"/>
-      </w:pPr>
-      <w:r>
-        <w:rPr>
-          <w:rtl w:val="0"/>
+        <w:pStyle w:val="Text A"/>
+      </w:pPr>
+      <w:r>
+        <w:rPr>
+          <w:rtl w:val="0"/>
+          <w:lang w:val="en-US"/>
         </w:rPr>
         <w:t>&lt;/tr&gt;</w:t>
       </w:r>
     </w:p>
     <w:p>
       <w:pPr>
-        <w:pStyle w:val="Text"/>
-      </w:pPr>
-      <w:r>
-        <w:rPr>
-          <w:rtl w:val="0"/>
+        <w:pStyle w:val="Text A"/>
+      </w:pPr>
+      <w:r>
+        <w:rPr>
+          <w:rtl w:val="0"/>
+          <w:lang w:val="en-US"/>
         </w:rPr>
         <w:t>&lt;/tbody&gt;</w:t>
       </w:r>
     </w:p>
     <w:p>
       <w:pPr>
-        <w:pStyle w:val="Text"/>
-      </w:pPr>
-      <w:r>
-        <w:rPr>
-          <w:rtl w:val="0"/>
+        <w:pStyle w:val="Text A"/>
+      </w:pPr>
+      <w:r>
+        <w:rPr>
+          <w:rtl w:val="0"/>
+          <w:lang w:val="en-US"/>
         </w:rPr>
         <w:t>&lt;/table&gt;</w:t>
       </w:r>
     </w:p>
     <w:p>
       <w:pPr>
-        <w:pStyle w:val="Text"/>
-      </w:pPr>
-      <w:r>
-        <w:rPr>
-          <w:rtl w:val="0"/>
+        <w:pStyle w:val="Text A"/>
+      </w:pPr>
+      <w:r>
+        <w:rPr>
+          <w:rtl w:val="0"/>
+          <w:lang w:val="en-US"/>
         </w:rPr>
         <w:t>&lt;/div&gt;</w:t>
       </w:r>
     </w:p>
     <w:p>
       <w:pPr>
-        <w:pStyle w:val="Text"/>
-      </w:pPr>
-      <w:r>
-        <w:rPr>
-          <w:rtl w:val="0"/>
+        <w:pStyle w:val="Text A"/>
+      </w:pPr>
+      <w:r>
+        <w:rPr>
+          <w:rtl w:val="0"/>
+          <w:lang w:val="en-US"/>
         </w:rPr>
         <w:t>&lt;/div&gt;</w:t>
       </w:r>
     </w:p>
     <w:p>
       <w:pPr>
-        <w:pStyle w:val="Text"/>
-      </w:pPr>
-    </w:p>
-    <w:p>
-      <w:pPr>
-        <w:pStyle w:val="Text"/>
-      </w:pPr>
-      <w:r>
-        <w:rPr>
-          <w:rtl w:val="0"/>
+        <w:pStyle w:val="Text A"/>
+      </w:pPr>
+    </w:p>
+    <w:p>
+      <w:pPr>
+        <w:pStyle w:val="Text A"/>
+      </w:pPr>
+      <w:r>
+        <w:rPr>
+          <w:rtl w:val="0"/>
+          <w:lang w:val="en-US"/>
         </w:rPr>
         <w:t>&lt;!-- OBSAH BALENIA --&gt;</w:t>
       </w:r>
     </w:p>
     <w:p>
       <w:pPr>
-        <w:pStyle w:val="Text"/>
-      </w:pPr>
-      <w:r>
-        <w:rPr>
-          <w:rtl w:val="0"/>
+        <w:pStyle w:val="Text A"/>
+      </w:pPr>
+      <w:r>
+        <w:rPr>
+          <w:rtl w:val="0"/>
+          <w:lang w:val="en-US"/>
         </w:rPr>
         <w:t>&lt;div class="section"&gt;</w:t>
       </w:r>
     </w:p>
     <w:p>
       <w:pPr>
-        <w:pStyle w:val="Text"/>
-      </w:pPr>
-      <w:r>
-        <w:rPr>
-          <w:rtl w:val="0"/>
+        <w:pStyle w:val="Text A"/>
+      </w:pPr>
+      <w:r>
+        <w:rPr>
+          <w:rtl w:val="0"/>
+          <w:lang w:val="en-US"/>
         </w:rPr>
         <w:t>&lt;h2&gt;Obsah balenia&lt;/h2&gt;</w:t>
       </w:r>
     </w:p>
     <w:p>
       <w:pPr>
-        <w:pStyle w:val="Text"/>
-      </w:pPr>
-      <w:r>
-        <w:rPr>
-          <w:rtl w:val="0"/>
+        <w:pStyle w:val="Text A"/>
+      </w:pPr>
+      <w:r>
+        <w:rPr>
+          <w:rtl w:val="0"/>
+          <w:lang w:val="en-US"/>
         </w:rPr>
         <w:t>&lt;div class="card-table"&gt;</w:t>
       </w:r>
     </w:p>
     <w:p>
       <w:pPr>
-        <w:pStyle w:val="Text"/>
-      </w:pPr>
-      <w:r>
-        <w:rPr>
-          <w:rtl w:val="0"/>
+        <w:pStyle w:val="Text A"/>
+      </w:pPr>
+      <w:r>
+        <w:rPr>
+          <w:rtl w:val="0"/>
+          <w:lang w:val="en-US"/>
         </w:rPr>
         <w:t>&lt;table&gt;</w:t>
       </w:r>
     </w:p>
     <w:p>
       <w:pPr>
-        <w:pStyle w:val="Text"/>
-      </w:pPr>
-      <w:r>
-        <w:rPr>
-          <w:rtl w:val="0"/>
+        <w:pStyle w:val="Text A"/>
+      </w:pPr>
+      <w:r>
+        <w:rPr>
+          <w:rtl w:val="0"/>
+          <w:lang w:val="en-US"/>
         </w:rPr>
         <w:t>&lt;tbody&gt;</w:t>
       </w:r>
     </w:p>
     <w:p>
       <w:pPr>
-        <w:pStyle w:val="Text"/>
-      </w:pPr>
-      <w:r>
-        <w:rPr>
-          <w:rtl w:val="0"/>
+        <w:pStyle w:val="Text A"/>
+      </w:pPr>
+      <w:r>
+        <w:rPr>
+          <w:rtl w:val="0"/>
+          <w:lang w:val="en-US"/>
         </w:rPr>
         <w:t>&lt;tr&gt;</w:t>
       </w:r>
     </w:p>
     <w:p>
       <w:pPr>
-        <w:pStyle w:val="Text"/>
-      </w:pPr>
-      <w:r>
-        <w:rPr>
-          <w:rtl w:val="0"/>
+        <w:pStyle w:val="Text A"/>
+      </w:pPr>
+      <w:r>
+        <w:rPr>
+          <w:rtl w:val="0"/>
+          <w:lang w:val="en-US"/>
         </w:rPr>
         <w:t>&lt;th&gt;Kateg</w:t>
       </w:r>
@@ -2544,100 +2832,110 @@
       <w:r>
         <w:rPr>
           <w:rtl w:val="0"/>
+          <w:lang w:val="en-US"/>
         </w:rPr>
         <w:t>ria&lt;/th&gt;</w:t>
       </w:r>
     </w:p>
     <w:p>
       <w:pPr>
-        <w:pStyle w:val="Text"/>
-      </w:pPr>
-      <w:r>
-        <w:rPr>
-          <w:rtl w:val="0"/>
+        <w:pStyle w:val="Text A"/>
+      </w:pPr>
+      <w:r>
+        <w:rPr>
+          <w:rtl w:val="0"/>
+          <w:lang w:val="en-US"/>
         </w:rPr>
         <w:t>&lt;th&gt;Obsah&lt;/th&gt;</w:t>
       </w:r>
     </w:p>
     <w:p>
       <w:pPr>
-        <w:pStyle w:val="Text"/>
-      </w:pPr>
-      <w:r>
-        <w:rPr>
-          <w:rtl w:val="0"/>
+        <w:pStyle w:val="Text A"/>
+      </w:pPr>
+      <w:r>
+        <w:rPr>
+          <w:rtl w:val="0"/>
+          <w:lang w:val="en-US"/>
         </w:rPr>
         <w:t>&lt;/tr&gt;</w:t>
       </w:r>
     </w:p>
     <w:p>
       <w:pPr>
-        <w:pStyle w:val="Text"/>
-      </w:pPr>
-      <w:r>
-        <w:rPr>
-          <w:rtl w:val="0"/>
+        <w:pStyle w:val="Text A"/>
+      </w:pPr>
+      <w:r>
+        <w:rPr>
+          <w:rtl w:val="0"/>
+          <w:lang w:val="en-US"/>
         </w:rPr>
         <w:t>&lt;tr&gt;</w:t>
       </w:r>
     </w:p>
     <w:p>
       <w:pPr>
-        <w:pStyle w:val="Text"/>
-      </w:pPr>
-      <w:r>
-        <w:rPr>
-          <w:rtl w:val="0"/>
+        <w:pStyle w:val="Text A"/>
+      </w:pPr>
+      <w:r>
+        <w:rPr>
+          <w:rtl w:val="0"/>
+          <w:lang w:val="en-US"/>
         </w:rPr>
         <w:t>&lt;td&gt;Produkt&lt;/td&gt;</w:t>
       </w:r>
     </w:p>
     <w:p>
       <w:pPr>
-        <w:pStyle w:val="Text"/>
-      </w:pPr>
-      <w:r>
-        <w:rPr>
-          <w:rtl w:val="0"/>
+        <w:pStyle w:val="Text A"/>
+      </w:pPr>
+      <w:r>
+        <w:rPr>
+          <w:rtl w:val="0"/>
+          <w:lang w:val="en-US"/>
         </w:rPr>
         <w:t>&lt;td&gt;{obsah_produktu}&lt;/td&gt;</w:t>
       </w:r>
     </w:p>
     <w:p>
       <w:pPr>
-        <w:pStyle w:val="Text"/>
-      </w:pPr>
-      <w:r>
-        <w:rPr>
-          <w:rtl w:val="0"/>
+        <w:pStyle w:val="Text A"/>
+      </w:pPr>
+      <w:r>
+        <w:rPr>
+          <w:rtl w:val="0"/>
+          <w:lang w:val="en-US"/>
         </w:rPr>
         <w:t>&lt;/tr&gt;</w:t>
       </w:r>
     </w:p>
     <w:p>
       <w:pPr>
-        <w:pStyle w:val="Text"/>
-      </w:pPr>
-      <w:r>
-        <w:rPr>
-          <w:rtl w:val="0"/>
+        <w:pStyle w:val="Text A"/>
+      </w:pPr>
+      <w:r>
+        <w:rPr>
+          <w:rtl w:val="0"/>
+          <w:lang w:val="en-US"/>
         </w:rPr>
         <w:t>&lt;tr&gt;</w:t>
       </w:r>
     </w:p>
     <w:p>
       <w:pPr>
-        <w:pStyle w:val="Text"/>
-      </w:pPr>
-      <w:r>
-        <w:rPr>
-          <w:rtl w:val="0"/>
+        <w:pStyle w:val="Text A"/>
+      </w:pPr>
+      <w:r>
+        <w:rPr>
+          <w:rtl w:val="0"/>
+          <w:lang w:val="en-US"/>
         </w:rPr>
         <w:t>&lt;td&gt;Pr</w:t>
       </w:r>
       <w:r>
         <w:rPr>
           <w:rtl w:val="0"/>
+          <w:lang w:val="en-US"/>
         </w:rPr>
         <w:t>í</w:t>
       </w:r>
@@ -2651,78 +2949,86 @@
       <w:r>
         <w:rPr>
           <w:rtl w:val="0"/>
+          <w:lang w:val="en-US"/>
         </w:rPr>
         <w:t>š</w:t>
       </w:r>
       <w:r>
         <w:rPr>
           <w:rtl w:val="0"/>
+          <w:lang w:val="en-US"/>
         </w:rPr>
         <w:t>enstvo&lt;/td&gt;</w:t>
       </w:r>
     </w:p>
     <w:p>
       <w:pPr>
-        <w:pStyle w:val="Text"/>
-      </w:pPr>
-      <w:r>
-        <w:rPr>
-          <w:rtl w:val="0"/>
+        <w:pStyle w:val="Text A"/>
+      </w:pPr>
+      <w:r>
+        <w:rPr>
+          <w:rtl w:val="0"/>
+          <w:lang w:val="en-US"/>
         </w:rPr>
         <w:t>&lt;td&gt;{doporucene_prislusenstvi}&lt;/td&gt;</w:t>
       </w:r>
     </w:p>
     <w:p>
       <w:pPr>
-        <w:pStyle w:val="Text"/>
-      </w:pPr>
-      <w:r>
-        <w:rPr>
-          <w:rtl w:val="0"/>
+        <w:pStyle w:val="Text A"/>
+      </w:pPr>
+      <w:r>
+        <w:rPr>
+          <w:rtl w:val="0"/>
+          <w:lang w:val="en-US"/>
         </w:rPr>
         <w:t>&lt;/tr&gt;</w:t>
       </w:r>
     </w:p>
     <w:p>
       <w:pPr>
-        <w:pStyle w:val="Text"/>
-      </w:pPr>
-      <w:r>
-        <w:rPr>
-          <w:rtl w:val="0"/>
+        <w:pStyle w:val="Text A"/>
+      </w:pPr>
+      <w:r>
+        <w:rPr>
+          <w:rtl w:val="0"/>
+          <w:lang w:val="en-US"/>
         </w:rPr>
         <w:t>&lt;/tbody&gt;</w:t>
       </w:r>
     </w:p>
     <w:p>
       <w:pPr>
-        <w:pStyle w:val="Text"/>
-      </w:pPr>
-      <w:r>
-        <w:rPr>
-          <w:rtl w:val="0"/>
+        <w:pStyle w:val="Text A"/>
+      </w:pPr>
+      <w:r>
+        <w:rPr>
+          <w:rtl w:val="0"/>
+          <w:lang w:val="en-US"/>
         </w:rPr>
         <w:t>&lt;/table&gt;</w:t>
       </w:r>
     </w:p>
     <w:p>
       <w:pPr>
-        <w:pStyle w:val="Text"/>
-      </w:pPr>
-      <w:r>
-        <w:rPr>
-          <w:rtl w:val="0"/>
+        <w:pStyle w:val="Text A"/>
+      </w:pPr>
+      <w:r>
+        <w:rPr>
+          <w:rtl w:val="0"/>
+          <w:lang w:val="en-US"/>
         </w:rPr>
         <w:t>&lt;/div&gt;</w:t>
       </w:r>
     </w:p>
     <w:p>
       <w:pPr>
-        <w:pStyle w:val="Text"/>
-      </w:pPr>
-      <w:r>
-        <w:rPr>
-          <w:rtl w:val="0"/>
+        <w:pStyle w:val="Text A"/>
+      </w:pPr>
+      <w:r>
+        <w:rPr>
+          <w:rtl w:val="0"/>
+          <w:lang w:val="en-US"/>
         </w:rPr>
         <w:t>&lt;/div&gt;</w:t>
       </w:r>
@@ -2919,9 +3225,9 @@
       </w14:textFill>
     </w:rPr>
   </w:style>
-  <w:style w:type="paragraph" w:styleId="Text">
-    <w:name w:val="Text"/>
-    <w:next w:val="Text"/>
+  <w:style w:type="paragraph" w:styleId="Text A">
+    <w:name w:val="Text A"/>
+    <w:next w:val="Text A"/>
     <w:pPr>
       <w:keepNext w:val="0"/>
       <w:keepLines w:val="0"/>
@@ -2956,8 +3262,9 @@
       <w:shd w:val="nil" w:color="auto" w:fill="auto"/>
       <w:vertAlign w:val="baseline"/>
       <w:lang w:val="en-US"/>
-      <w14:textOutline>
+      <w14:textOutline w14:w="12700" w14:cap="flat">
         <w14:noFill/>
+        <w14:miter w14:lim="400000"/>
       </w14:textOutline>
       <w14:textFill>
         <w14:solidFill>
@@ -3114,9 +3421,9 @@
         </a:effectStyle>
         <a:effectStyle>
           <a:effectLst>
-            <a:outerShdw sx="100000" sy="100000" kx="0" ky="0" algn="b" rotWithShape="0" blurRad="38100" dist="20000" dir="5400000">
+            <a:outerShdw sx="100000" sy="100000" kx="0" ky="0" algn="b" rotWithShape="0" blurRad="38100" dist="23000" dir="5400000">
               <a:srgbClr val="000000">
-                <a:alpha val="38000"/>
+                <a:alpha val="35000"/>
               </a:srgbClr>
             </a:outerShdw>
           </a:effectLst>
@@ -3196,7 +3503,7 @@
         </a:effectLst>
         <a:sp3d/>
       </a:spPr>
-      <a:bodyPr rot="0" spcFirstLastPara="1" vertOverflow="overflow" horzOverflow="overflow" vert="horz" wrap="square" lIns="45719" tIns="45719" rIns="45719" bIns="45719" numCol="1" spcCol="38100" rtlCol="0" anchor="ctr" upright="0">
+      <a:bodyPr rot="0" spcFirstLastPara="1" vertOverflow="overflow" horzOverflow="overflow" vert="horz" wrap="square" lIns="45718" tIns="45718" rIns="45718" bIns="45718" numCol="1" spcCol="38100" rtlCol="0" anchor="ctr" upright="0">
         <a:spAutoFit/>
       </a:bodyPr>
       <a:lstStyle>
@@ -3224,10 +3531,10 @@
             </a:solidFill>
             <a:effectLst/>
             <a:uFillTx/>
-            <a:latin typeface="Cambria"/>
-            <a:ea typeface="Cambria"/>
-            <a:cs typeface="Cambria"/>
-            <a:sym typeface="Cambria"/>
+            <a:latin typeface="+mn-lt"/>
+            <a:ea typeface="+mn-ea"/>
+            <a:cs typeface="+mn-cs"/>
+            <a:sym typeface="Helvetica Neue"/>
           </a:defRPr>
         </a:defPPr>
         <a:lvl1pPr marL="0" marR="0" indent="0" algn="l" defTabSz="914400" rtl="0" fontAlgn="auto" latinLnBrk="1" hangingPunct="0">
@@ -3483,9 +3790,9 @@
           <a:round/>
         </a:ln>
         <a:effectLst>
-          <a:outerShdw sx="100000" sy="100000" kx="0" ky="0" algn="b" rotWithShape="0" blurRad="38100" dist="20000" dir="5400000">
+          <a:outerShdw sx="100000" sy="100000" kx="0" ky="0" algn="b" rotWithShape="0" blurRad="38100" dist="23000" dir="5400000">
             <a:srgbClr val="000000">
-              <a:alpha val="38000"/>
+              <a:alpha val="35000"/>
             </a:srgbClr>
           </a:outerShdw>
         </a:effectLst>
@@ -3773,7 +4080,7 @@
         <a:effectLst/>
         <a:sp3d/>
       </a:spPr>
-      <a:bodyPr rot="0" spcFirstLastPara="1" vertOverflow="overflow" horzOverflow="overflow" vert="horz" wrap="square" lIns="45719" tIns="45719" rIns="45719" bIns="45719" numCol="1" spcCol="38100" rtlCol="0" anchor="t" upright="0">
+      <a:bodyPr rot="0" spcFirstLastPara="1" vertOverflow="overflow" horzOverflow="overflow" vert="horz" wrap="square" lIns="45718" tIns="45718" rIns="45718" bIns="45718" numCol="1" spcCol="38100" rtlCol="0" anchor="t" upright="0">
         <a:spAutoFit/>
       </a:bodyPr>
       <a:lstStyle>
@@ -3801,10 +4108,10 @@
             </a:solidFill>
             <a:effectLst/>
             <a:uFillTx/>
-            <a:latin typeface="Cambria"/>
-            <a:ea typeface="Cambria"/>
-            <a:cs typeface="Cambria"/>
-            <a:sym typeface="Cambria"/>
+            <a:latin typeface="+mn-lt"/>
+            <a:ea typeface="+mn-ea"/>
+            <a:cs typeface="+mn-cs"/>
+            <a:sym typeface="Helvetica Neue"/>
           </a:defRPr>
         </a:defPPr>
         <a:lvl1pPr marL="0" marR="0" indent="0" algn="l" defTabSz="914400" rtl="0" fontAlgn="auto" latinLnBrk="1" hangingPunct="0">

--- a/sablony/stetce - dlouhy text sk.docx
+++ b/sablony/stetce - dlouhy text sk.docx
@@ -9,6 +9,7 @@
       <w:r>
         <w:rPr>
           <w:rtl w:val="0"/>
+          <w:lang w:val="en-US"/>
         </w:rPr>
         <w:t>&lt;!-- ===================== UNIVERSAL PRODUCT TEMPLATE ===================== --&gt;</w:t>
       </w:r>
@@ -20,6 +21,7 @@
       <w:r>
         <w:rPr>
           <w:rtl w:val="0"/>
+          <w:lang w:val="en-US"/>
         </w:rPr>
         <w:t>&lt;style&gt;&lt;!--</w:t>
       </w:r>
@@ -31,6 +33,7 @@
       <w:r>
         <w:rPr>
           <w:rtl w:val="0"/>
+          <w:lang w:val="en-US"/>
         </w:rPr>
         <w:t>body {</w:t>
       </w:r>
@@ -42,6 +45,7 @@
       <w:r>
         <w:rPr>
           <w:rtl w:val="0"/>
+          <w:lang w:val="en-US"/>
         </w:rPr>
         <w:t xml:space="preserve">  font-family: 'Inter', 'Helvetica Neue', sans-serif;</w:t>
       </w:r>
@@ -53,6 +57,7 @@
       <w:r>
         <w:rPr>
           <w:rtl w:val="0"/>
+          <w:lang w:val="en-US"/>
         </w:rPr>
         <w:t xml:space="preserve">  background-color: #fff;</w:t>
       </w:r>
@@ -64,6 +69,7 @@
       <w:r>
         <w:rPr>
           <w:rtl w:val="0"/>
+          <w:lang w:val="en-US"/>
         </w:rPr>
         <w:t xml:space="preserve">  color: #333;</w:t>
       </w:r>
@@ -75,6 +81,7 @@
       <w:r>
         <w:rPr>
           <w:rtl w:val="0"/>
+          <w:lang w:val="en-US"/>
         </w:rPr>
         <w:t xml:space="preserve">  line-height: 1.5;</w:t>
       </w:r>
@@ -86,6 +93,7 @@
       <w:r>
         <w:rPr>
           <w:rtl w:val="0"/>
+          <w:lang w:val="en-US"/>
         </w:rPr>
         <w:t xml:space="preserve">  margin: 0;</w:t>
       </w:r>
@@ -97,6 +105,7 @@
       <w:r>
         <w:rPr>
           <w:rtl w:val="0"/>
+          <w:lang w:val="en-US"/>
         </w:rPr>
         <w:t xml:space="preserve">  padding: 0;</w:t>
       </w:r>
@@ -108,6 +117,7 @@
       <w:r>
         <w:rPr>
           <w:rtl w:val="0"/>
+          <w:lang w:val="en-US"/>
         </w:rPr>
         <w:t>}</w:t>
       </w:r>
@@ -124,6 +134,7 @@
       <w:r>
         <w:rPr>
           <w:rtl w:val="0"/>
+          <w:lang w:val="en-US"/>
         </w:rPr>
         <w:t>h1, h2, h3 {</w:t>
       </w:r>
@@ -135,6 +146,7 @@
       <w:r>
         <w:rPr>
           <w:rtl w:val="0"/>
+          <w:lang w:val="en-US"/>
         </w:rPr>
         <w:t xml:space="preserve">  color: #004466;</w:t>
       </w:r>
@@ -146,6 +158,7 @@
       <w:r>
         <w:rPr>
           <w:rtl w:val="0"/>
+          <w:lang w:val="en-US"/>
         </w:rPr>
         <w:t xml:space="preserve">  font-weight: 700;</w:t>
       </w:r>
@@ -157,6 +170,7 @@
       <w:r>
         <w:rPr>
           <w:rtl w:val="0"/>
+          <w:lang w:val="en-US"/>
         </w:rPr>
         <w:t xml:space="preserve">  margin-top: 0;</w:t>
       </w:r>
@@ -168,6 +182,7 @@
       <w:r>
         <w:rPr>
           <w:rtl w:val="0"/>
+          <w:lang w:val="en-US"/>
         </w:rPr>
         <w:t xml:space="preserve">  margin-bottom: 12px;</w:t>
       </w:r>
@@ -179,6 +194,7 @@
       <w:r>
         <w:rPr>
           <w:rtl w:val="0"/>
+          <w:lang w:val="en-US"/>
         </w:rPr>
         <w:t>}</w:t>
       </w:r>
@@ -195,6 +211,7 @@
       <w:r>
         <w:rPr>
           <w:rtl w:val="0"/>
+          <w:lang w:val="en-US"/>
         </w:rPr>
         <w:t>h1 {</w:t>
       </w:r>
@@ -206,6 +223,7 @@
       <w:r>
         <w:rPr>
           <w:rtl w:val="0"/>
+          <w:lang w:val="en-US"/>
         </w:rPr>
         <w:t xml:space="preserve">  font-size: 36px;</w:t>
       </w:r>
@@ -217,6 +235,7 @@
       <w:r>
         <w:rPr>
           <w:rtl w:val="0"/>
+          <w:lang w:val="en-US"/>
         </w:rPr>
         <w:t xml:space="preserve">  text-align: center;</w:t>
       </w:r>
@@ -228,6 +247,7 @@
       <w:r>
         <w:rPr>
           <w:rtl w:val="0"/>
+          <w:lang w:val="en-US"/>
         </w:rPr>
         <w:t xml:space="preserve">  margin-top: 40px;</w:t>
       </w:r>
@@ -239,6 +259,7 @@
       <w:r>
         <w:rPr>
           <w:rtl w:val="0"/>
+          <w:lang w:val="en-US"/>
         </w:rPr>
         <w:t xml:space="preserve">  margin-bottom: 16px;</w:t>
       </w:r>
@@ -250,6 +271,7 @@
       <w:r>
         <w:rPr>
           <w:rtl w:val="0"/>
+          <w:lang w:val="en-US"/>
         </w:rPr>
         <w:t>}</w:t>
       </w:r>
@@ -266,6 +288,7 @@
       <w:r>
         <w:rPr>
           <w:rtl w:val="0"/>
+          <w:lang w:val="en-US"/>
         </w:rPr>
         <w:t>h2 {</w:t>
       </w:r>
@@ -277,6 +300,7 @@
       <w:r>
         <w:rPr>
           <w:rtl w:val="0"/>
+          <w:lang w:val="en-US"/>
         </w:rPr>
         <w:t xml:space="preserve">  font-size: 22px;</w:t>
       </w:r>
@@ -288,6 +312,7 @@
       <w:r>
         <w:rPr>
           <w:rtl w:val="0"/>
+          <w:lang w:val="en-US"/>
         </w:rPr>
         <w:t xml:space="preserve">  margin-top: 32px;</w:t>
       </w:r>
@@ -299,6 +324,7 @@
       <w:r>
         <w:rPr>
           <w:rtl w:val="0"/>
+          <w:lang w:val="en-US"/>
         </w:rPr>
         <w:t xml:space="preserve">  margin-bottom: 10px;</w:t>
       </w:r>
@@ -310,6 +336,7 @@
       <w:r>
         <w:rPr>
           <w:rtl w:val="0"/>
+          <w:lang w:val="en-US"/>
         </w:rPr>
         <w:t>}</w:t>
       </w:r>
@@ -326,6 +353,7 @@
       <w:r>
         <w:rPr>
           <w:rtl w:val="0"/>
+          <w:lang w:val="en-US"/>
         </w:rPr>
         <w:t>h3 {</w:t>
       </w:r>
@@ -337,6 +365,7 @@
       <w:r>
         <w:rPr>
           <w:rtl w:val="0"/>
+          <w:lang w:val="en-US"/>
         </w:rPr>
         <w:t xml:space="preserve">  font-size: 18px;</w:t>
       </w:r>
@@ -348,6 +377,7 @@
       <w:r>
         <w:rPr>
           <w:rtl w:val="0"/>
+          <w:lang w:val="en-US"/>
         </w:rPr>
         <w:t xml:space="preserve">  margin-top: 24px;</w:t>
       </w:r>
@@ -359,6 +389,7 @@
       <w:r>
         <w:rPr>
           <w:rtl w:val="0"/>
+          <w:lang w:val="en-US"/>
         </w:rPr>
         <w:t xml:space="preserve">  margin-bottom: 8px;</w:t>
       </w:r>
@@ -370,6 +401,7 @@
       <w:r>
         <w:rPr>
           <w:rtl w:val="0"/>
+          <w:lang w:val="en-US"/>
         </w:rPr>
         <w:t>}</w:t>
       </w:r>
@@ -386,6 +418,7 @@
       <w:r>
         <w:rPr>
           <w:rtl w:val="0"/>
+          <w:lang w:val="en-US"/>
         </w:rPr>
         <w:t>.section {</w:t>
       </w:r>
@@ -397,6 +430,7 @@
       <w:r>
         <w:rPr>
           <w:rtl w:val="0"/>
+          <w:lang w:val="en-US"/>
         </w:rPr>
         <w:t xml:space="preserve">  max-width: 1000px;</w:t>
       </w:r>
@@ -408,6 +442,7 @@
       <w:r>
         <w:rPr>
           <w:rtl w:val="0"/>
+          <w:lang w:val="en-US"/>
         </w:rPr>
         <w:t xml:space="preserve">  margin: 0 auto;</w:t>
       </w:r>
@@ -419,6 +454,7 @@
       <w:r>
         <w:rPr>
           <w:rtl w:val="0"/>
+          <w:lang w:val="en-US"/>
         </w:rPr>
         <w:t xml:space="preserve">  padding: 30px 20px;</w:t>
       </w:r>
@@ -430,6 +466,7 @@
       <w:r>
         <w:rPr>
           <w:rtl w:val="0"/>
+          <w:lang w:val="en-US"/>
         </w:rPr>
         <w:t>}</w:t>
       </w:r>
@@ -446,6 +483,7 @@
       <w:r>
         <w:rPr>
           <w:rtl w:val="0"/>
+          <w:lang w:val="en-US"/>
         </w:rPr>
         <w:t>.hero {</w:t>
       </w:r>
@@ -457,6 +495,7 @@
       <w:r>
         <w:rPr>
           <w:rtl w:val="0"/>
+          <w:lang w:val="en-US"/>
         </w:rPr>
         <w:t xml:space="preserve">  text-align: center;</w:t>
       </w:r>
@@ -468,6 +507,7 @@
       <w:r>
         <w:rPr>
           <w:rtl w:val="0"/>
+          <w:lang w:val="en-US"/>
         </w:rPr>
         <w:t xml:space="preserve">  padding: 60px 20px 30px;</w:t>
       </w:r>
@@ -479,6 +519,7 @@
       <w:r>
         <w:rPr>
           <w:rtl w:val="0"/>
+          <w:lang w:val="en-US"/>
         </w:rPr>
         <w:t>}</w:t>
       </w:r>
@@ -495,6 +536,7 @@
       <w:r>
         <w:rPr>
           <w:rtl w:val="0"/>
+          <w:lang w:val="en-US"/>
         </w:rPr>
         <w:t>.hero p {</w:t>
       </w:r>
@@ -506,6 +548,7 @@
       <w:r>
         <w:rPr>
           <w:rtl w:val="0"/>
+          <w:lang w:val="en-US"/>
         </w:rPr>
         <w:t xml:space="preserve">  font-size: 17px;</w:t>
       </w:r>
@@ -517,6 +560,7 @@
       <w:r>
         <w:rPr>
           <w:rtl w:val="0"/>
+          <w:lang w:val="en-US"/>
         </w:rPr>
         <w:t xml:space="preserve">  color: #555;</w:t>
       </w:r>
@@ -528,6 +572,7 @@
       <w:r>
         <w:rPr>
           <w:rtl w:val="0"/>
+          <w:lang w:val="en-US"/>
         </w:rPr>
         <w:t xml:space="preserve">  max-width: 700px;</w:t>
       </w:r>
@@ -539,6 +584,7 @@
       <w:r>
         <w:rPr>
           <w:rtl w:val="0"/>
+          <w:lang w:val="en-US"/>
         </w:rPr>
         <w:t xml:space="preserve">  margin: 0 auto;</w:t>
       </w:r>
@@ -550,6 +596,7 @@
       <w:r>
         <w:rPr>
           <w:rtl w:val="0"/>
+          <w:lang w:val="en-US"/>
         </w:rPr>
         <w:t>}</w:t>
       </w:r>
@@ -566,6 +613,7 @@
       <w:r>
         <w:rPr>
           <w:rtl w:val="0"/>
+          <w:lang w:val="en-US"/>
         </w:rPr>
         <w:t>.flex-row {</w:t>
       </w:r>
@@ -577,6 +625,7 @@
       <w:r>
         <w:rPr>
           <w:rtl w:val="0"/>
+          <w:lang w:val="en-US"/>
         </w:rPr>
         <w:t xml:space="preserve">  display: flex;</w:t>
       </w:r>
@@ -588,6 +637,7 @@
       <w:r>
         <w:rPr>
           <w:rtl w:val="0"/>
+          <w:lang w:val="en-US"/>
         </w:rPr>
         <w:t xml:space="preserve">  flex-wrap: wrap;</w:t>
       </w:r>
@@ -599,6 +649,7 @@
       <w:r>
         <w:rPr>
           <w:rtl w:val="0"/>
+          <w:lang w:val="en-US"/>
         </w:rPr>
         <w:t xml:space="preserve">  gap: 20px;</w:t>
       </w:r>
@@ -610,6 +661,7 @@
       <w:r>
         <w:rPr>
           <w:rtl w:val="0"/>
+          <w:lang w:val="en-US"/>
         </w:rPr>
         <w:t xml:space="preserve">  align-items: center;</w:t>
       </w:r>
@@ -621,6 +673,7 @@
       <w:r>
         <w:rPr>
           <w:rtl w:val="0"/>
+          <w:lang w:val="en-US"/>
         </w:rPr>
         <w:t xml:space="preserve">  justify-content: center;</w:t>
       </w:r>
@@ -632,6 +685,7 @@
       <w:r>
         <w:rPr>
           <w:rtl w:val="0"/>
+          <w:lang w:val="en-US"/>
         </w:rPr>
         <w:t xml:space="preserve">  margin-top: 20px;</w:t>
       </w:r>
@@ -643,6 +697,7 @@
       <w:r>
         <w:rPr>
           <w:rtl w:val="0"/>
+          <w:lang w:val="en-US"/>
         </w:rPr>
         <w:t>}</w:t>
       </w:r>
@@ -659,6 +714,7 @@
       <w:r>
         <w:rPr>
           <w:rtl w:val="0"/>
+          <w:lang w:val="en-US"/>
         </w:rPr>
         <w:t>.flex-row img {</w:t>
       </w:r>
@@ -670,6 +726,7 @@
       <w:r>
         <w:rPr>
           <w:rtl w:val="0"/>
+          <w:lang w:val="en-US"/>
         </w:rPr>
         <w:t xml:space="preserve">  max-width: 250px;</w:t>
       </w:r>
@@ -681,6 +738,7 @@
       <w:r>
         <w:rPr>
           <w:rtl w:val="0"/>
+          <w:lang w:val="en-US"/>
         </w:rPr>
         <w:t xml:space="preserve">  border-radius: 16px;</w:t>
       </w:r>
@@ -692,6 +750,7 @@
       <w:r>
         <w:rPr>
           <w:rtl w:val="0"/>
+          <w:lang w:val="en-US"/>
         </w:rPr>
         <w:t xml:space="preserve">  box-shadow: 0 8px 24px rgba(0,0,0,0.08);</w:t>
       </w:r>
@@ -703,6 +762,7 @@
       <w:r>
         <w:rPr>
           <w:rtl w:val="0"/>
+          <w:lang w:val="en-US"/>
         </w:rPr>
         <w:t xml:space="preserve">  transition: transform 0.3s ease;</w:t>
       </w:r>
@@ -714,6 +774,7 @@
       <w:r>
         <w:rPr>
           <w:rtl w:val="0"/>
+          <w:lang w:val="en-US"/>
         </w:rPr>
         <w:t>}</w:t>
       </w:r>
@@ -730,6 +791,7 @@
       <w:r>
         <w:rPr>
           <w:rtl w:val="0"/>
+          <w:lang w:val="en-US"/>
         </w:rPr>
         <w:t>.flex-row img:hover {</w:t>
       </w:r>
@@ -741,6 +803,7 @@
       <w:r>
         <w:rPr>
           <w:rtl w:val="0"/>
+          <w:lang w:val="en-US"/>
         </w:rPr>
         <w:t xml:space="preserve">  transform: scale(1.03);</w:t>
       </w:r>
@@ -752,6 +815,7 @@
       <w:r>
         <w:rPr>
           <w:rtl w:val="0"/>
+          <w:lang w:val="en-US"/>
         </w:rPr>
         <w:t>}</w:t>
       </w:r>
@@ -768,6 +832,7 @@
       <w:r>
         <w:rPr>
           <w:rtl w:val="0"/>
+          <w:lang w:val="en-US"/>
         </w:rPr>
         <w:t>.text-block {</w:t>
       </w:r>
@@ -779,6 +844,7 @@
       <w:r>
         <w:rPr>
           <w:rtl w:val="0"/>
+          <w:lang w:val="en-US"/>
         </w:rPr>
         <w:t xml:space="preserve">  font-size: 16px;</w:t>
       </w:r>
@@ -790,6 +856,7 @@
       <w:r>
         <w:rPr>
           <w:rtl w:val="0"/>
+          <w:lang w:val="en-US"/>
         </w:rPr>
         <w:t xml:space="preserve">  color: #555;</w:t>
       </w:r>
@@ -801,6 +868,7 @@
       <w:r>
         <w:rPr>
           <w:rtl w:val="0"/>
+          <w:lang w:val="en-US"/>
         </w:rPr>
         <w:t xml:space="preserve">  line-height: 1.6;</w:t>
       </w:r>
@@ -812,6 +880,7 @@
       <w:r>
         <w:rPr>
           <w:rtl w:val="0"/>
+          <w:lang w:val="en-US"/>
         </w:rPr>
         <w:t xml:space="preserve">  margin-top: 12px;</w:t>
       </w:r>
@@ -823,6 +892,7 @@
       <w:r>
         <w:rPr>
           <w:rtl w:val="0"/>
+          <w:lang w:val="en-US"/>
         </w:rPr>
         <w:t>}</w:t>
       </w:r>
@@ -839,6 +909,7 @@
       <w:r>
         <w:rPr>
           <w:rtl w:val="0"/>
+          <w:lang w:val="en-US"/>
         </w:rPr>
         <w:t>.card-table {</w:t>
       </w:r>
@@ -850,6 +921,7 @@
       <w:r>
         <w:rPr>
           <w:rtl w:val="0"/>
+          <w:lang w:val="en-US"/>
         </w:rPr>
         <w:t xml:space="preserve">  background: #fff;</w:t>
       </w:r>
@@ -861,6 +933,7 @@
       <w:r>
         <w:rPr>
           <w:rtl w:val="0"/>
+          <w:lang w:val="en-US"/>
         </w:rPr>
         <w:t xml:space="preserve">  border-radius: 16px;</w:t>
       </w:r>
@@ -872,6 +945,7 @@
       <w:r>
         <w:rPr>
           <w:rtl w:val="0"/>
+          <w:lang w:val="en-US"/>
         </w:rPr>
         <w:t xml:space="preserve">  box-shadow: 0 8px 24px rgba(0,0,0,0.06);</w:t>
       </w:r>
@@ -883,6 +957,7 @@
       <w:r>
         <w:rPr>
           <w:rtl w:val="0"/>
+          <w:lang w:val="en-US"/>
         </w:rPr>
         <w:t xml:space="preserve">  padding: 16px;</w:t>
       </w:r>
@@ -894,6 +969,7 @@
       <w:r>
         <w:rPr>
           <w:rtl w:val="0"/>
+          <w:lang w:val="en-US"/>
         </w:rPr>
         <w:t xml:space="preserve">  margin-top: 16px;</w:t>
       </w:r>
@@ -905,6 +981,7 @@
       <w:r>
         <w:rPr>
           <w:rtl w:val="0"/>
+          <w:lang w:val="en-US"/>
         </w:rPr>
         <w:t>}</w:t>
       </w:r>
@@ -921,6 +998,7 @@
       <w:r>
         <w:rPr>
           <w:rtl w:val="0"/>
+          <w:lang w:val="en-US"/>
         </w:rPr>
         <w:t>.card-table table {</w:t>
       </w:r>
@@ -932,6 +1010,7 @@
       <w:r>
         <w:rPr>
           <w:rtl w:val="0"/>
+          <w:lang w:val="en-US"/>
         </w:rPr>
         <w:t xml:space="preserve">  width: 100%;</w:t>
       </w:r>
@@ -943,6 +1022,7 @@
       <w:r>
         <w:rPr>
           <w:rtl w:val="0"/>
+          <w:lang w:val="en-US"/>
         </w:rPr>
         <w:t xml:space="preserve">  border-collapse: collapse;</w:t>
       </w:r>
@@ -954,6 +1034,7 @@
       <w:r>
         <w:rPr>
           <w:rtl w:val="0"/>
+          <w:lang w:val="en-US"/>
         </w:rPr>
         <w:t xml:space="preserve">  font-size: 15px;</w:t>
       </w:r>
@@ -965,6 +1046,7 @@
       <w:r>
         <w:rPr>
           <w:rtl w:val="0"/>
+          <w:lang w:val="en-US"/>
         </w:rPr>
         <w:t>}</w:t>
       </w:r>
@@ -981,6 +1063,7 @@
       <w:r>
         <w:rPr>
           <w:rtl w:val="0"/>
+          <w:lang w:val="en-US"/>
         </w:rPr>
         <w:t>.card-table th, .card-table td {</w:t>
       </w:r>
@@ -992,6 +1075,7 @@
       <w:r>
         <w:rPr>
           <w:rtl w:val="0"/>
+          <w:lang w:val="en-US"/>
         </w:rPr>
         <w:t xml:space="preserve">  padding: 10px;</w:t>
       </w:r>
@@ -1003,6 +1087,7 @@
       <w:r>
         <w:rPr>
           <w:rtl w:val="0"/>
+          <w:lang w:val="en-US"/>
         </w:rPr>
         <w:t xml:space="preserve">  text-align: left;</w:t>
       </w:r>
@@ -1014,6 +1099,7 @@
       <w:r>
         <w:rPr>
           <w:rtl w:val="0"/>
+          <w:lang w:val="en-US"/>
         </w:rPr>
         <w:t>}</w:t>
       </w:r>
@@ -1030,6 +1116,7 @@
       <w:r>
         <w:rPr>
           <w:rtl w:val="0"/>
+          <w:lang w:val="en-US"/>
         </w:rPr>
         <w:t>.card-table th {</w:t>
       </w:r>
@@ -1041,6 +1128,7 @@
       <w:r>
         <w:rPr>
           <w:rtl w:val="0"/>
+          <w:lang w:val="en-US"/>
         </w:rPr>
         <w:t xml:space="preserve">  background-color: #f0f0f0;</w:t>
       </w:r>
@@ -1052,6 +1140,7 @@
       <w:r>
         <w:rPr>
           <w:rtl w:val="0"/>
+          <w:lang w:val="en-US"/>
         </w:rPr>
         <w:t xml:space="preserve">  border-bottom: 1px solid #ddd;</w:t>
       </w:r>
@@ -1063,6 +1152,7 @@
       <w:r>
         <w:rPr>
           <w:rtl w:val="0"/>
+          <w:lang w:val="en-US"/>
         </w:rPr>
         <w:t>}</w:t>
       </w:r>
@@ -1079,6 +1169,7 @@
       <w:r>
         <w:rPr>
           <w:rtl w:val="0"/>
+          <w:lang w:val="en-US"/>
         </w:rPr>
         <w:t>.card-table td {</w:t>
       </w:r>
@@ -1090,6 +1181,7 @@
       <w:r>
         <w:rPr>
           <w:rtl w:val="0"/>
+          <w:lang w:val="en-US"/>
         </w:rPr>
         <w:t xml:space="preserve">  border-bottom: 1px solid #eee;</w:t>
       </w:r>
@@ -1101,6 +1193,7 @@
       <w:r>
         <w:rPr>
           <w:rtl w:val="0"/>
+          <w:lang w:val="en-US"/>
         </w:rPr>
         <w:t>}</w:t>
       </w:r>
@@ -1117,6 +1210,7 @@
       <w:r>
         <w:rPr>
           <w:rtl w:val="0"/>
+          <w:lang w:val="en-US"/>
         </w:rPr>
         <w:t>ul {</w:t>
       </w:r>
@@ -1128,6 +1222,7 @@
       <w:r>
         <w:rPr>
           <w:rtl w:val="0"/>
+          <w:lang w:val="en-US"/>
         </w:rPr>
         <w:t xml:space="preserve">  padding-left: 20px;</w:t>
       </w:r>
@@ -1139,6 +1234,7 @@
       <w:r>
         <w:rPr>
           <w:rtl w:val="0"/>
+          <w:lang w:val="en-US"/>
         </w:rPr>
         <w:t xml:space="preserve">  line-height: 1.5;</w:t>
       </w:r>
@@ -1150,6 +1246,7 @@
       <w:r>
         <w:rPr>
           <w:rtl w:val="0"/>
+          <w:lang w:val="en-US"/>
         </w:rPr>
         <w:t xml:space="preserve">  margin: 8px 0;</w:t>
       </w:r>
@@ -1161,6 +1258,7 @@
       <w:r>
         <w:rPr>
           <w:rtl w:val="0"/>
+          <w:lang w:val="en-US"/>
         </w:rPr>
         <w:t>}</w:t>
       </w:r>
@@ -1177,6 +1275,7 @@
       <w:r>
         <w:rPr>
           <w:rtl w:val="0"/>
+          <w:lang w:val="en-US"/>
         </w:rPr>
         <w:t>.video-block {</w:t>
       </w:r>
@@ -1188,6 +1287,7 @@
       <w:r>
         <w:rPr>
           <w:rtl w:val="0"/>
+          <w:lang w:val="en-US"/>
         </w:rPr>
         <w:t xml:space="preserve">  position: relative;</w:t>
       </w:r>
@@ -1199,6 +1299,7 @@
       <w:r>
         <w:rPr>
           <w:rtl w:val="0"/>
+          <w:lang w:val="en-US"/>
         </w:rPr>
         <w:t xml:space="preserve">  padding-bottom: 56.25%;</w:t>
       </w:r>
@@ -1210,6 +1311,7 @@
       <w:r>
         <w:rPr>
           <w:rtl w:val="0"/>
+          <w:lang w:val="en-US"/>
         </w:rPr>
         <w:t xml:space="preserve">  height: 0;</w:t>
       </w:r>
@@ -1221,6 +1323,7 @@
       <w:r>
         <w:rPr>
           <w:rtl w:val="0"/>
+          <w:lang w:val="en-US"/>
         </w:rPr>
         <w:t xml:space="preserve">  overflow: hidden;</w:t>
       </w:r>
@@ -1232,6 +1335,7 @@
       <w:r>
         <w:rPr>
           <w:rtl w:val="0"/>
+          <w:lang w:val="en-US"/>
         </w:rPr>
         <w:t xml:space="preserve">  border-radius: 16px;</w:t>
       </w:r>
@@ -1243,6 +1347,7 @@
       <w:r>
         <w:rPr>
           <w:rtl w:val="0"/>
+          <w:lang w:val="en-US"/>
         </w:rPr>
         <w:t xml:space="preserve">  margin-top: 24px;</w:t>
       </w:r>
@@ -1254,6 +1359,7 @@
       <w:r>
         <w:rPr>
           <w:rtl w:val="0"/>
+          <w:lang w:val="en-US"/>
         </w:rPr>
         <w:t>}</w:t>
       </w:r>
@@ -1270,6 +1376,7 @@
       <w:r>
         <w:rPr>
           <w:rtl w:val="0"/>
+          <w:lang w:val="en-US"/>
         </w:rPr>
         <w:t>.video-block iframe {</w:t>
       </w:r>
@@ -1281,6 +1388,7 @@
       <w:r>
         <w:rPr>
           <w:rtl w:val="0"/>
+          <w:lang w:val="en-US"/>
         </w:rPr>
         <w:t xml:space="preserve">  position: absolute;</w:t>
       </w:r>
@@ -1292,6 +1400,7 @@
       <w:r>
         <w:rPr>
           <w:rtl w:val="0"/>
+          <w:lang w:val="en-US"/>
         </w:rPr>
         <w:t xml:space="preserve">  top: 0;</w:t>
       </w:r>
@@ -1303,6 +1412,7 @@
       <w:r>
         <w:rPr>
           <w:rtl w:val="0"/>
+          <w:lang w:val="en-US"/>
         </w:rPr>
         <w:t xml:space="preserve">  left: 0;</w:t>
       </w:r>
@@ -1314,6 +1424,7 @@
       <w:r>
         <w:rPr>
           <w:rtl w:val="0"/>
+          <w:lang w:val="en-US"/>
         </w:rPr>
         <w:t xml:space="preserve">  width: 100%;</w:t>
       </w:r>
@@ -1325,6 +1436,7 @@
       <w:r>
         <w:rPr>
           <w:rtl w:val="0"/>
+          <w:lang w:val="en-US"/>
         </w:rPr>
         <w:t xml:space="preserve">  height: 100%;</w:t>
       </w:r>
@@ -1336,6 +1448,7 @@
       <w:r>
         <w:rPr>
           <w:rtl w:val="0"/>
+          <w:lang w:val="en-US"/>
         </w:rPr>
         <w:t xml:space="preserve">  border-radius: 16px;</w:t>
       </w:r>
@@ -1347,6 +1460,7 @@
       <w:r>
         <w:rPr>
           <w:rtl w:val="0"/>
+          <w:lang w:val="en-US"/>
         </w:rPr>
         <w:t>}</w:t>
       </w:r>
@@ -1363,6 +1477,7 @@
       <w:r>
         <w:rPr>
           <w:rtl w:val="0"/>
+          <w:lang w:val="en-US"/>
         </w:rPr>
         <w:t>hr {</w:t>
       </w:r>
@@ -1374,6 +1489,7 @@
       <w:r>
         <w:rPr>
           <w:rtl w:val="0"/>
+          <w:lang w:val="en-US"/>
         </w:rPr>
         <w:t xml:space="preserve">  border: none;</w:t>
       </w:r>
@@ -1385,6 +1501,7 @@
       <w:r>
         <w:rPr>
           <w:rtl w:val="0"/>
+          <w:lang w:val="en-US"/>
         </w:rPr>
         <w:t xml:space="preserve">  height: 1px;</w:t>
       </w:r>
@@ -1396,6 +1513,7 @@
       <w:r>
         <w:rPr>
           <w:rtl w:val="0"/>
+          <w:lang w:val="en-US"/>
         </w:rPr>
         <w:t xml:space="preserve">  background: linear-gradient(to right, transparent, #ccc, transparent);</w:t>
       </w:r>
@@ -1407,6 +1525,7 @@
       <w:r>
         <w:rPr>
           <w:rtl w:val="0"/>
+          <w:lang w:val="en-US"/>
         </w:rPr>
         <w:t xml:space="preserve">  margin: 40px 0;</w:t>
       </w:r>
@@ -1418,6 +1537,7 @@
       <w:r>
         <w:rPr>
           <w:rtl w:val="0"/>
+          <w:lang w:val="en-US"/>
         </w:rPr>
         <w:t>}</w:t>
       </w:r>
@@ -1429,6 +1549,7 @@
       <w:r>
         <w:rPr>
           <w:rtl w:val="0"/>
+          <w:lang w:val="en-US"/>
         </w:rPr>
         <w:t>--&gt;&lt;/style&gt;</w:t>
       </w:r>
@@ -1445,6 +1566,7 @@
       <w:r>
         <w:rPr>
           <w:rtl w:val="0"/>
+          <w:lang w:val="en-US"/>
         </w:rPr>
         <w:t>&lt;!-- HERO --&gt;</w:t>
       </w:r>
@@ -1456,6 +1578,7 @@
       <w:r>
         <w:rPr>
           <w:rtl w:val="0"/>
+          <w:lang w:val="en-US"/>
         </w:rPr>
         <w:t>&lt;div class="hero"&gt;</w:t>
       </w:r>
@@ -1467,6 +1590,7 @@
       <w:r>
         <w:rPr>
           <w:rtl w:val="0"/>
+          <w:lang w:val="en-US"/>
         </w:rPr>
         <w:t>&lt;h1&gt;{nazev_produktu}&lt;/h1&gt;</w:t>
       </w:r>
@@ -1478,6 +1602,7 @@
       <w:r>
         <w:rPr>
           <w:rtl w:val="0"/>
+          <w:lang w:val="en-US"/>
         </w:rPr>
         <w:t>&lt;p&gt;{strucny_popis_produktu}&lt;/p&gt;</w:t>
       </w:r>
@@ -1489,6 +1614,7 @@
       <w:r>
         <w:rPr>
           <w:rtl w:val="0"/>
+          <w:lang w:val="en-US"/>
         </w:rPr>
         <w:t>&lt;/div&gt;</w:t>
       </w:r>
@@ -1505,18 +1631,21 @@
       <w:r>
         <w:rPr>
           <w:rtl w:val="0"/>
+          <w:lang w:val="en-US"/>
         </w:rPr>
         <w:t xml:space="preserve">&lt;!-- </w:t>
       </w:r>
       <w:r>
         <w:rPr>
           <w:rtl w:val="0"/>
+          <w:lang w:val="en-US"/>
         </w:rPr>
         <w:t>Ú</w:t>
       </w:r>
       <w:r>
         <w:rPr>
           <w:rtl w:val="0"/>
+          <w:lang w:val="en-US"/>
         </w:rPr>
         <w:t>VOD --&gt;</w:t>
       </w:r>
@@ -1528,6 +1657,7 @@
       <w:r>
         <w:rPr>
           <w:rtl w:val="0"/>
+          <w:lang w:val="en-US"/>
         </w:rPr>
         <w:t>&lt;div class="section flex-row"&gt;</w:t>
       </w:r>
@@ -1539,6 +1669,7 @@
       <w:r>
         <w:rPr>
           <w:rtl w:val="0"/>
+          <w:lang w:val="en-US"/>
         </w:rPr>
         <w:t>&lt;div style="flex: 1; min-width: 280px;"&gt;</w:t>
       </w:r>
@@ -1550,18 +1681,21 @@
       <w:r>
         <w:rPr>
           <w:rtl w:val="0"/>
+          <w:lang w:val="en-US"/>
         </w:rPr>
         <w:t>&lt;p&gt;&lt;strong&gt;{nazev_produktu}&lt;/strong&gt; je {typ_produktu} vhodn</w:t>
       </w:r>
       <w:r>
         <w:rPr>
           <w:rtl w:val="0"/>
+          <w:lang w:val="en-US"/>
         </w:rPr>
         <w:t xml:space="preserve">ý </w:t>
       </w:r>
       <w:r>
         <w:rPr>
           <w:rtl w:val="0"/>
+          <w:lang w:val="en-US"/>
         </w:rPr>
         <w:t>na &lt;em&gt;{doporucene_pouziti}&lt;/em&gt;. &lt;em&gt;{hlavni_vlastnosti}.&lt;/em&gt; &lt;em&gt;{konkretni_aplikace}.&lt;/em&gt;&lt;/p&gt;</w:t>
       </w:r>
@@ -1573,6 +1707,7 @@
       <w:r>
         <w:rPr>
           <w:rtl w:val="0"/>
+          <w:lang w:val="en-US"/>
         </w:rPr>
         <w:t>&lt;/div&gt;</w:t>
       </w:r>
@@ -1584,6 +1719,7 @@
       <w:r>
         <w:rPr>
           <w:rtl w:val="0"/>
+          <w:lang w:val="en-US"/>
         </w:rPr>
         <w:t>&lt;img src="{img1_src}" alt="{nazev_produktu}" width="250" height="auto" /&gt;</w:t>
       </w:r>
@@ -1595,6 +1731,7 @@
       <w:r>
         <w:rPr>
           <w:rtl w:val="0"/>
+          <w:lang w:val="en-US"/>
         </w:rPr>
         <w:t>&lt;/div&gt;</w:t>
       </w:r>
@@ -1611,6 +1748,7 @@
       <w:r>
         <w:rPr>
           <w:rtl w:val="0"/>
+          <w:lang w:val="en-US"/>
         </w:rPr>
         <w:t>&lt;!-- O PRODUKTE --&gt;</w:t>
       </w:r>
@@ -1622,6 +1760,7 @@
       <w:r>
         <w:rPr>
           <w:rtl w:val="0"/>
+          <w:lang w:val="en-US"/>
         </w:rPr>
         <w:t>&lt;div class="section"&gt;</w:t>
       </w:r>
@@ -1633,6 +1772,7 @@
       <w:r>
         <w:rPr>
           <w:rtl w:val="0"/>
+          <w:lang w:val="en-US"/>
         </w:rPr>
         <w:t>&lt;h2&gt;O produkte&lt;/h2&gt;</w:t>
       </w:r>
@@ -1644,6 +1784,7 @@
       <w:r>
         <w:rPr>
           <w:rtl w:val="0"/>
+          <w:lang w:val="en-US"/>
         </w:rPr>
         <w:t>&lt;div class="text-block"&gt;</w:t>
       </w:r>
@@ -1655,6 +1796,7 @@
       <w:r>
         <w:rPr>
           <w:rtl w:val="0"/>
+          <w:lang w:val="en-US"/>
         </w:rPr>
         <w:t>&lt;p&gt;{podrobnejsi_popis_produktu}&lt;/p&gt;</w:t>
       </w:r>
@@ -1666,6 +1808,7 @@
       <w:r>
         <w:rPr>
           <w:rtl w:val="0"/>
+          <w:lang w:val="en-US"/>
         </w:rPr>
         <w:t>&lt;/div&gt;</w:t>
       </w:r>
@@ -1677,6 +1820,7 @@
       <w:r>
         <w:rPr>
           <w:rtl w:val="0"/>
+          <w:lang w:val="en-US"/>
         </w:rPr>
         <w:t>&lt;/div&gt;</w:t>
       </w:r>
@@ -1693,6 +1837,7 @@
       <w:r>
         <w:rPr>
           <w:rtl w:val="0"/>
+          <w:lang w:val="en-US"/>
         </w:rPr>
         <w:t>&lt;!-- ZARADENIE --&gt;</w:t>
       </w:r>
@@ -1704,6 +1849,7 @@
       <w:r>
         <w:rPr>
           <w:rtl w:val="0"/>
+          <w:lang w:val="en-US"/>
         </w:rPr>
         <w:t>&lt;div class="section"&gt;</w:t>
       </w:r>
@@ -1715,18 +1861,21 @@
       <w:r>
         <w:rPr>
           <w:rtl w:val="0"/>
+          <w:lang w:val="en-US"/>
         </w:rPr>
         <w:t>&lt;h2&gt;Kam patr</w:t>
       </w:r>
       <w:r>
         <w:rPr>
           <w:rtl w:val="0"/>
+          <w:lang w:val="en-US"/>
         </w:rPr>
         <w:t>í</w:t>
       </w:r>
       <w:r>
         <w:rPr>
           <w:rtl w:val="0"/>
+          <w:lang w:val="en-US"/>
         </w:rPr>
         <w:t>?&lt;/h2&gt;</w:t>
       </w:r>
@@ -1738,6 +1887,7 @@
       <w:r>
         <w:rPr>
           <w:rtl w:val="0"/>
+          <w:lang w:val="en-US"/>
         </w:rPr>
         <w:t>&lt;div class="text-block"&gt;</w:t>
       </w:r>
@@ -1749,6 +1899,7 @@
       <w:r>
         <w:rPr>
           <w:rtl w:val="0"/>
+          <w:lang w:val="en-US"/>
         </w:rPr>
         <w:t>&lt;p&gt;{zarazeni_produktu_a_rada}&lt;/p&gt;</w:t>
       </w:r>
@@ -1760,6 +1911,7 @@
       <w:r>
         <w:rPr>
           <w:rtl w:val="0"/>
+          <w:lang w:val="en-US"/>
         </w:rPr>
         <w:t>&lt;/div&gt;</w:t>
       </w:r>
@@ -1771,6 +1923,7 @@
       <w:r>
         <w:rPr>
           <w:rtl w:val="0"/>
+          <w:lang w:val="en-US"/>
         </w:rPr>
         <w:t>&lt;/div&gt;</w:t>
       </w:r>
@@ -1787,6 +1940,7 @@
       <w:r>
         <w:rPr>
           <w:rtl w:val="0"/>
+          <w:lang w:val="en-US"/>
         </w:rPr>
         <w:t>&lt;!-- VLASTNOSTI --&gt;</w:t>
       </w:r>
@@ -1798,6 +1952,7 @@
       <w:r>
         <w:rPr>
           <w:rtl w:val="0"/>
+          <w:lang w:val="en-US"/>
         </w:rPr>
         <w:t>&lt;div class="section"&gt;</w:t>
       </w:r>
@@ -1809,6 +1964,7 @@
       <w:r>
         <w:rPr>
           <w:rtl w:val="0"/>
+          <w:lang w:val="en-US"/>
         </w:rPr>
         <w:t>&lt;h2&gt;Vlastnosti&lt;/h2&gt;</w:t>
       </w:r>
@@ -1820,6 +1976,7 @@
       <w:r>
         <w:rPr>
           <w:rtl w:val="0"/>
+          <w:lang w:val="en-US"/>
         </w:rPr>
         <w:t>&lt;ul&gt;</w:t>
       </w:r>
@@ -1831,6 +1988,7 @@
       <w:r>
         <w:rPr>
           <w:rtl w:val="0"/>
+          <w:lang w:val="en-US"/>
         </w:rPr>
         <w:t>&lt;li&gt;{vlastnost_1}&lt;/li&gt;</w:t>
       </w:r>
@@ -1842,6 +2000,7 @@
       <w:r>
         <w:rPr>
           <w:rtl w:val="0"/>
+          <w:lang w:val="en-US"/>
         </w:rPr>
         <w:t>&lt;li&gt;{vlastnost_2}&lt;/li&gt;</w:t>
       </w:r>
@@ -1853,6 +2012,7 @@
       <w:r>
         <w:rPr>
           <w:rtl w:val="0"/>
+          <w:lang w:val="en-US"/>
         </w:rPr>
         <w:t>&lt;li&gt;{vlastnost_3}&lt;/li&gt;</w:t>
       </w:r>
@@ -1864,6 +2024,7 @@
       <w:r>
         <w:rPr>
           <w:rtl w:val="0"/>
+          <w:lang w:val="en-US"/>
         </w:rPr>
         <w:t>&lt;/ul&gt;</w:t>
       </w:r>
@@ -1875,6 +2036,7 @@
       <w:r>
         <w:rPr>
           <w:rtl w:val="0"/>
+          <w:lang w:val="en-US"/>
         </w:rPr>
         <w:t>&lt;/div&gt;</w:t>
       </w:r>
@@ -1891,6 +2053,7 @@
       <w:r>
         <w:rPr>
           <w:rtl w:val="0"/>
+          <w:lang w:val="en-US"/>
         </w:rPr>
         <w:t>&lt;!-- TIPY --&gt;</w:t>
       </w:r>
@@ -1902,6 +2065,7 @@
       <w:r>
         <w:rPr>
           <w:rtl w:val="0"/>
+          <w:lang w:val="en-US"/>
         </w:rPr>
         <w:t>&lt;div class="section"&gt;</w:t>
       </w:r>
@@ -1913,6 +2077,7 @@
       <w:r>
         <w:rPr>
           <w:rtl w:val="0"/>
+          <w:lang w:val="en-US"/>
         </w:rPr>
         <w:t>&lt;h2&gt;Tipy a triky&lt;/h2&gt;</w:t>
       </w:r>
@@ -1924,6 +2089,7 @@
       <w:r>
         <w:rPr>
           <w:rtl w:val="0"/>
+          <w:lang w:val="en-US"/>
         </w:rPr>
         <w:t>&lt;div class="card-table"&gt;</w:t>
       </w:r>
@@ -1935,6 +2101,7 @@
       <w:r>
         <w:rPr>
           <w:rtl w:val="0"/>
+          <w:lang w:val="en-US"/>
         </w:rPr>
         <w:t>&lt;table&gt;</w:t>
       </w:r>
@@ -1946,6 +2113,7 @@
       <w:r>
         <w:rPr>
           <w:rtl w:val="0"/>
+          <w:lang w:val="en-US"/>
         </w:rPr>
         <w:t>&lt;tbody&gt;</w:t>
       </w:r>
@@ -1957,6 +2125,7 @@
       <w:r>
         <w:rPr>
           <w:rtl w:val="0"/>
+          <w:lang w:val="en-US"/>
         </w:rPr>
         <w:t>&lt;tr&gt;</w:t>
       </w:r>
@@ -1968,18 +2137,21 @@
       <w:r>
         <w:rPr>
           <w:rtl w:val="0"/>
+          <w:lang w:val="en-US"/>
         </w:rPr>
         <w:t>&lt;th&gt;Kateg</w:t>
       </w:r>
       <w:r>
         <w:rPr>
           <w:rtl w:val="0"/>
+          <w:lang w:val="en-US"/>
         </w:rPr>
         <w:t>ó</w:t>
       </w:r>
       <w:r>
         <w:rPr>
           <w:rtl w:val="0"/>
+          <w:lang w:val="en-US"/>
         </w:rPr>
         <w:t>ria&lt;/th&gt;</w:t>
       </w:r>
@@ -1991,6 +2163,7 @@
       <w:r>
         <w:rPr>
           <w:rtl w:val="0"/>
+          <w:lang w:val="en-US"/>
         </w:rPr>
         <w:t>&lt;th&gt;Popis&lt;/th&gt;</w:t>
       </w:r>
@@ -2002,6 +2175,7 @@
       <w:r>
         <w:rPr>
           <w:rtl w:val="0"/>
+          <w:lang w:val="en-US"/>
         </w:rPr>
         <w:t>&lt;/tr&gt;</w:t>
       </w:r>
@@ -2013,6 +2187,7 @@
       <w:r>
         <w:rPr>
           <w:rtl w:val="0"/>
+          <w:lang w:val="en-US"/>
         </w:rPr>
         <w:t>&lt;tr&gt;</w:t>
       </w:r>
@@ -2024,18 +2199,21 @@
       <w:r>
         <w:rPr>
           <w:rtl w:val="0"/>
+          <w:lang w:val="en-US"/>
         </w:rPr>
         <w:t>&lt;td&gt;Pou</w:t>
       </w:r>
       <w:r>
         <w:rPr>
           <w:rtl w:val="0"/>
+          <w:lang w:val="en-US"/>
         </w:rPr>
         <w:t>ž</w:t>
       </w:r>
       <w:r>
         <w:rPr>
           <w:rtl w:val="0"/>
+          <w:lang w:val="en-US"/>
         </w:rPr>
         <w:t>itie&lt;/td&gt;</w:t>
       </w:r>
@@ -2047,6 +2225,7 @@
       <w:r>
         <w:rPr>
           <w:rtl w:val="0"/>
+          <w:lang w:val="en-US"/>
         </w:rPr>
         <w:t>&lt;td&gt;{doporucene_pouziti_tabulka}&lt;/td&gt;</w:t>
       </w:r>
@@ -2058,6 +2237,7 @@
       <w:r>
         <w:rPr>
           <w:rtl w:val="0"/>
+          <w:lang w:val="en-US"/>
         </w:rPr>
         <w:t>&lt;/tr&gt;</w:t>
       </w:r>
@@ -2069,6 +2249,7 @@
       <w:r>
         <w:rPr>
           <w:rtl w:val="0"/>
+          <w:lang w:val="en-US"/>
         </w:rPr>
         <w:t>&lt;tr&gt;</w:t>
       </w:r>
@@ -2080,18 +2261,21 @@
       <w:r>
         <w:rPr>
           <w:rtl w:val="0"/>
+          <w:lang w:val="en-US"/>
         </w:rPr>
         <w:t>&lt;td&gt;V</w:t>
       </w:r>
       <w:r>
         <w:rPr>
           <w:rtl w:val="0"/>
+          <w:lang w:val="en-US"/>
         </w:rPr>
         <w:t>ý</w:t>
       </w:r>
       <w:r>
         <w:rPr>
           <w:rtl w:val="0"/>
+          <w:lang w:val="en-US"/>
         </w:rPr>
         <w:t>hody&lt;/td&gt;</w:t>
       </w:r>
@@ -2103,6 +2287,7 @@
       <w:r>
         <w:rPr>
           <w:rtl w:val="0"/>
+          <w:lang w:val="en-US"/>
         </w:rPr>
         <w:t>&lt;td&gt;{vyhody}&lt;/td&gt;</w:t>
       </w:r>
@@ -2114,6 +2299,7 @@
       <w:r>
         <w:rPr>
           <w:rtl w:val="0"/>
+          <w:lang w:val="en-US"/>
         </w:rPr>
         <w:t>&lt;/tr&gt;</w:t>
       </w:r>
@@ -2125,6 +2311,7 @@
       <w:r>
         <w:rPr>
           <w:rtl w:val="0"/>
+          <w:lang w:val="en-US"/>
         </w:rPr>
         <w:t>&lt;tr&gt;</w:t>
       </w:r>
@@ -2136,6 +2323,7 @@
       <w:r>
         <w:rPr>
           <w:rtl w:val="0"/>
+          <w:lang w:val="en-US"/>
         </w:rPr>
         <w:t>&lt;td&gt;Slabiny&lt;/td&gt;</w:t>
       </w:r>
@@ -2147,6 +2335,7 @@
       <w:r>
         <w:rPr>
           <w:rtl w:val="0"/>
+          <w:lang w:val="en-US"/>
         </w:rPr>
         <w:t>&lt;td&gt;{slabiny}&lt;/td&gt;</w:t>
       </w:r>
@@ -2158,6 +2347,7 @@
       <w:r>
         <w:rPr>
           <w:rtl w:val="0"/>
+          <w:lang w:val="en-US"/>
         </w:rPr>
         <w:t>&lt;/tr&gt;</w:t>
       </w:r>
@@ -2169,6 +2359,7 @@
       <w:r>
         <w:rPr>
           <w:rtl w:val="0"/>
+          <w:lang w:val="en-US"/>
         </w:rPr>
         <w:t>&lt;tr&gt;</w:t>
       </w:r>
@@ -2180,18 +2371,21 @@
       <w:r>
         <w:rPr>
           <w:rtl w:val="0"/>
+          <w:lang w:val="en-US"/>
         </w:rPr>
         <w:t>&lt;td&gt;Kombin</w:t>
       </w:r>
       <w:r>
         <w:rPr>
           <w:rtl w:val="0"/>
+          <w:lang w:val="en-US"/>
         </w:rPr>
         <w:t>á</w:t>
       </w:r>
       <w:r>
         <w:rPr>
           <w:rtl w:val="0"/>
+          <w:lang w:val="en-US"/>
         </w:rPr>
         <w:t>cia&lt;/td&gt;</w:t>
       </w:r>
@@ -2203,6 +2397,7 @@
       <w:r>
         <w:rPr>
           <w:rtl w:val="0"/>
+          <w:lang w:val="en-US"/>
         </w:rPr>
         <w:t>&lt;td&gt;{doporucene_kombinace}&lt;/td&gt;</w:t>
       </w:r>
@@ -2214,6 +2409,7 @@
       <w:r>
         <w:rPr>
           <w:rtl w:val="0"/>
+          <w:lang w:val="en-US"/>
         </w:rPr>
         <w:t>&lt;/tr&gt;</w:t>
       </w:r>
@@ -2225,6 +2421,7 @@
       <w:r>
         <w:rPr>
           <w:rtl w:val="0"/>
+          <w:lang w:val="en-US"/>
         </w:rPr>
         <w:t>&lt;tr&gt;</w:t>
       </w:r>
@@ -2236,6 +2433,7 @@
       <w:r>
         <w:rPr>
           <w:rtl w:val="0"/>
+          <w:lang w:val="en-US"/>
         </w:rPr>
         <w:t>&lt;td&gt;Tip&lt;/td&gt;</w:t>
       </w:r>
@@ -2247,6 +2445,7 @@
       <w:r>
         <w:rPr>
           <w:rtl w:val="0"/>
+          <w:lang w:val="en-US"/>
         </w:rPr>
         <w:t>&lt;td&gt;{prakticky_tip}&lt;/td&gt;</w:t>
       </w:r>
@@ -2258,6 +2457,7 @@
       <w:r>
         <w:rPr>
           <w:rtl w:val="0"/>
+          <w:lang w:val="en-US"/>
         </w:rPr>
         <w:t>&lt;/tr&gt;</w:t>
       </w:r>
@@ -2269,6 +2469,7 @@
       <w:r>
         <w:rPr>
           <w:rtl w:val="0"/>
+          <w:lang w:val="en-US"/>
         </w:rPr>
         <w:t>&lt;/tbody&gt;</w:t>
       </w:r>
@@ -2280,6 +2481,7 @@
       <w:r>
         <w:rPr>
           <w:rtl w:val="0"/>
+          <w:lang w:val="en-US"/>
         </w:rPr>
         <w:t>&lt;/table&gt;</w:t>
       </w:r>
@@ -2291,6 +2493,7 @@
       <w:r>
         <w:rPr>
           <w:rtl w:val="0"/>
+          <w:lang w:val="en-US"/>
         </w:rPr>
         <w:t>&lt;/div&gt;</w:t>
       </w:r>
@@ -2302,6 +2505,7 @@
       <w:r>
         <w:rPr>
           <w:rtl w:val="0"/>
+          <w:lang w:val="en-US"/>
         </w:rPr>
         <w:t>&lt;/div&gt;</w:t>
       </w:r>
@@ -2318,6 +2522,7 @@
       <w:r>
         <w:rPr>
           <w:rtl w:val="0"/>
+          <w:lang w:val="en-US"/>
         </w:rPr>
         <w:t>&lt;!-- OBSAH --&gt;</w:t>
       </w:r>
@@ -2329,6 +2534,7 @@
       <w:r>
         <w:rPr>
           <w:rtl w:val="0"/>
+          <w:lang w:val="en-US"/>
         </w:rPr>
         <w:t>&lt;div class="section"&gt;</w:t>
       </w:r>
@@ -2340,6 +2546,7 @@
       <w:r>
         <w:rPr>
           <w:rtl w:val="0"/>
+          <w:lang w:val="en-US"/>
         </w:rPr>
         <w:t>&lt;h2&gt;Obsah balenia&lt;/h2&gt;</w:t>
       </w:r>
@@ -2351,6 +2558,7 @@
       <w:r>
         <w:rPr>
           <w:rtl w:val="0"/>
+          <w:lang w:val="en-US"/>
         </w:rPr>
         <w:t>&lt;div class="card-table"&gt;</w:t>
       </w:r>
@@ -2362,6 +2570,7 @@
       <w:r>
         <w:rPr>
           <w:rtl w:val="0"/>
+          <w:lang w:val="en-US"/>
         </w:rPr>
         <w:t>&lt;table&gt;</w:t>
       </w:r>
@@ -2373,6 +2582,7 @@
       <w:r>
         <w:rPr>
           <w:rtl w:val="0"/>
+          <w:lang w:val="en-US"/>
         </w:rPr>
         <w:t>&lt;tbody&gt;</w:t>
       </w:r>
@@ -2384,6 +2594,7 @@
       <w:r>
         <w:rPr>
           <w:rtl w:val="0"/>
+          <w:lang w:val="en-US"/>
         </w:rPr>
         <w:t>&lt;tr&gt;</w:t>
       </w:r>
@@ -2395,18 +2606,21 @@
       <w:r>
         <w:rPr>
           <w:rtl w:val="0"/>
+          <w:lang w:val="en-US"/>
         </w:rPr>
         <w:t>&lt;th&gt;Kateg</w:t>
       </w:r>
       <w:r>
         <w:rPr>
           <w:rtl w:val="0"/>
+          <w:lang w:val="en-US"/>
         </w:rPr>
         <w:t>ó</w:t>
       </w:r>
       <w:r>
         <w:rPr>
           <w:rtl w:val="0"/>
+          <w:lang w:val="en-US"/>
         </w:rPr>
         <w:t>ria&lt;/th&gt;</w:t>
       </w:r>
@@ -2418,6 +2632,7 @@
       <w:r>
         <w:rPr>
           <w:rtl w:val="0"/>
+          <w:lang w:val="en-US"/>
         </w:rPr>
         <w:t>&lt;th&gt;Obsah&lt;/th&gt;</w:t>
       </w:r>
@@ -2429,6 +2644,7 @@
       <w:r>
         <w:rPr>
           <w:rtl w:val="0"/>
+          <w:lang w:val="en-US"/>
         </w:rPr>
         <w:t>&lt;/tr&gt;</w:t>
       </w:r>
@@ -2440,6 +2656,7 @@
       <w:r>
         <w:rPr>
           <w:rtl w:val="0"/>
+          <w:lang w:val="en-US"/>
         </w:rPr>
         <w:t>&lt;tr&gt;</w:t>
       </w:r>
@@ -2451,6 +2668,7 @@
       <w:r>
         <w:rPr>
           <w:rtl w:val="0"/>
+          <w:lang w:val="en-US"/>
         </w:rPr>
         <w:t>&lt;td&gt;Produkt&lt;/td&gt;</w:t>
       </w:r>
@@ -2462,6 +2680,7 @@
       <w:r>
         <w:rPr>
           <w:rtl w:val="0"/>
+          <w:lang w:val="en-US"/>
         </w:rPr>
         <w:t>&lt;td&gt;{obsah_produktu}&lt;/td&gt;</w:t>
       </w:r>
@@ -2473,6 +2692,7 @@
       <w:r>
         <w:rPr>
           <w:rtl w:val="0"/>
+          <w:lang w:val="en-US"/>
         </w:rPr>
         <w:t>&lt;/tr&gt;</w:t>
       </w:r>
@@ -2484,6 +2704,7 @@
       <w:r>
         <w:rPr>
           <w:rtl w:val="0"/>
+          <w:lang w:val="en-US"/>
         </w:rPr>
         <w:t>&lt;tr&gt;</w:t>
       </w:r>
@@ -2495,30 +2716,35 @@
       <w:r>
         <w:rPr>
           <w:rtl w:val="0"/>
+          <w:lang w:val="en-US"/>
         </w:rPr>
         <w:t>&lt;td&gt;Pr</w:t>
       </w:r>
       <w:r>
         <w:rPr>
           <w:rtl w:val="0"/>
+          <w:lang w:val="en-US"/>
         </w:rPr>
         <w:t>í</w:t>
       </w:r>
       <w:r>
         <w:rPr>
           <w:rtl w:val="0"/>
+          <w:lang w:val="en-US"/>
         </w:rPr>
         <w:t>slu</w:t>
       </w:r>
       <w:r>
         <w:rPr>
           <w:rtl w:val="0"/>
+          <w:lang w:val="en-US"/>
         </w:rPr>
         <w:t>š</w:t>
       </w:r>
       <w:r>
         <w:rPr>
           <w:rtl w:val="0"/>
+          <w:lang w:val="en-US"/>
         </w:rPr>
         <w:t>enstvo&lt;/td&gt;</w:t>
       </w:r>
@@ -2530,6 +2756,7 @@
       <w:r>
         <w:rPr>
           <w:rtl w:val="0"/>
+          <w:lang w:val="en-US"/>
         </w:rPr>
         <w:t>&lt;td&gt;{doporucene_prislusenstvi}&lt;/td&gt;</w:t>
       </w:r>
@@ -2541,6 +2768,7 @@
       <w:r>
         <w:rPr>
           <w:rtl w:val="0"/>
+          <w:lang w:val="en-US"/>
         </w:rPr>
         <w:t>&lt;/tr&gt;</w:t>
       </w:r>
@@ -2552,6 +2780,7 @@
       <w:r>
         <w:rPr>
           <w:rtl w:val="0"/>
+          <w:lang w:val="en-US"/>
         </w:rPr>
         <w:t>&lt;/tbody&gt;</w:t>
       </w:r>
@@ -2563,6 +2792,7 @@
       <w:r>
         <w:rPr>
           <w:rtl w:val="0"/>
+          <w:lang w:val="en-US"/>
         </w:rPr>
         <w:t>&lt;/table&gt;</w:t>
       </w:r>
@@ -2574,6 +2804,7 @@
       <w:r>
         <w:rPr>
           <w:rtl w:val="0"/>
+          <w:lang w:val="en-US"/>
         </w:rPr>
         <w:t>&lt;/div&gt;</w:t>
       </w:r>
@@ -2585,6 +2816,7 @@
       <w:r>
         <w:rPr>
           <w:rtl w:val="0"/>
+          <w:lang w:val="en-US"/>
         </w:rPr>
         <w:t>&lt;/div&gt;</w:t>
       </w:r>
@@ -2602,6 +2834,98 @@
         <w:rPr>
           <w:rtl w:val="0"/>
         </w:rPr>
+        <w:t>&lt;!-- TECHNICK</w:t>
+      </w:r>
+      <w:r>
+        <w:rPr>
+          <w:rtl w:val="0"/>
+        </w:rPr>
+        <w:t xml:space="preserve">É </w:t>
+      </w:r>
+      <w:r>
+        <w:rPr>
+          <w:rtl w:val="0"/>
+        </w:rPr>
+        <w:t>INFORM</w:t>
+      </w:r>
+      <w:r>
+        <w:rPr>
+          <w:rtl w:val="0"/>
+        </w:rPr>
+        <w:t>Á</w:t>
+      </w:r>
+      <w:r>
+        <w:rPr>
+          <w:rtl w:val="0"/>
+        </w:rPr>
+        <w:t>CIE --&gt;</w:t>
+      </w:r>
+    </w:p>
+    <w:p>
+      <w:pPr>
+        <w:pStyle w:val="Text A"/>
+      </w:pPr>
+      <w:r>
+        <w:rPr>
+          <w:rtl w:val="0"/>
+        </w:rPr>
+        <w:t>&lt;div class="section"&gt;</w:t>
+      </w:r>
+    </w:p>
+    <w:p>
+      <w:pPr>
+        <w:pStyle w:val="Text A"/>
+      </w:pPr>
+      <w:r>
+        <w:rPr>
+          <w:rtl w:val="0"/>
+        </w:rPr>
+        <w:t>&lt;h2&gt;Technick</w:t>
+      </w:r>
+      <w:r>
+        <w:rPr>
+          <w:rtl w:val="0"/>
+        </w:rPr>
+        <w:t xml:space="preserve">é </w:t>
+      </w:r>
+      <w:r>
+        <w:rPr>
+          <w:rtl w:val="0"/>
+        </w:rPr>
+        <w:t>inform</w:t>
+      </w:r>
+      <w:r>
+        <w:rPr>
+          <w:rtl w:val="0"/>
+        </w:rPr>
+        <w:t>á</w:t>
+      </w:r>
+      <w:r>
+        <w:rPr>
+          <w:rtl w:val="0"/>
+        </w:rPr>
+        <w:t>cie&lt;/h2&gt;</w:t>
+      </w:r>
+    </w:p>
+    <w:p>
+      <w:pPr>
+        <w:pStyle w:val="Text A"/>
+      </w:pPr>
+      <w:r>
+        <w:rPr>
+          <w:rtl w:val="0"/>
+        </w:rPr>
+        <w:t>&lt;div class="card-table"&gt;</w:t>
+      </w:r>
+    </w:p>
+    <w:p>
+      <w:pPr>
+        <w:pStyle w:val="Text A"/>
+      </w:pPr>
+      <w:r>
+        <w:rPr>
+          <w:rtl w:val="0"/>
+        </w:rPr>
         <w:t>&lt;table&gt;</w:t>
       </w:r>
     </w:p>
@@ -2635,6 +2959,62 @@
         <w:rPr>
           <w:rtl w:val="0"/>
         </w:rPr>
+        <w:t>&lt;th&gt;Kateg</w:t>
+      </w:r>
+      <w:r>
+        <w:rPr>
+          <w:rtl w:val="0"/>
+        </w:rPr>
+        <w:t>ó</w:t>
+      </w:r>
+      <w:r>
+        <w:rPr>
+          <w:rtl w:val="0"/>
+        </w:rPr>
+        <w:t>ria&lt;/th&gt;</w:t>
+      </w:r>
+    </w:p>
+    <w:p>
+      <w:pPr>
+        <w:pStyle w:val="Text A"/>
+      </w:pPr>
+      <w:r>
+        <w:rPr>
+          <w:rtl w:val="0"/>
+        </w:rPr>
+        <w:t>&lt;th&gt;Hodnota&lt;/th&gt;</w:t>
+      </w:r>
+    </w:p>
+    <w:p>
+      <w:pPr>
+        <w:pStyle w:val="Text A"/>
+      </w:pPr>
+      <w:r>
+        <w:rPr>
+          <w:rtl w:val="0"/>
+        </w:rPr>
+        <w:t>&lt;/tr&gt;</w:t>
+      </w:r>
+    </w:p>
+    <w:p>
+      <w:pPr>
+        <w:pStyle w:val="Text A"/>
+      </w:pPr>
+      <w:r>
+        <w:rPr>
+          <w:rtl w:val="0"/>
+        </w:rPr>
+        <w:t>&lt;tr&gt;</w:t>
+      </w:r>
+    </w:p>
+    <w:p>
+      <w:pPr>
+        <w:pStyle w:val="Text A"/>
+      </w:pPr>
+      <w:r>
+        <w:rPr>
+          <w:rtl w:val="0"/>
+        </w:rPr>
         <w:t>&lt;td&gt;Typ&lt;/td&gt;</w:t>
       </w:r>
     </w:p>
@@ -2870,19 +3250,7 @@
         <w:rPr>
           <w:rtl w:val="0"/>
         </w:rPr>
-        <w:t>&lt;td&gt;{speci</w:t>
-      </w:r>
-      <w:r>
-        <w:rPr>
-          <w:rtl w:val="0"/>
-        </w:rPr>
-        <w:t>á</w:t>
-      </w:r>
-      <w:r>
-        <w:rPr>
-          <w:rtl w:val="0"/>
-        </w:rPr>
-        <w:t>lni_vlastnosti}&lt;/td&gt;</w:t>
+        <w:t>&lt;td&gt;{specialni_vlastnosti}&lt;/td&gt;</w:t>
       </w:r>
     </w:p>
     <w:p>
@@ -2916,6 +3284,28 @@
           <w:rtl w:val="0"/>
         </w:rPr>
         <w:t>&lt;/table&gt;</w:t>
+      </w:r>
+    </w:p>
+    <w:p>
+      <w:pPr>
+        <w:pStyle w:val="Text A"/>
+      </w:pPr>
+      <w:r>
+        <w:rPr>
+          <w:rtl w:val="0"/>
+        </w:rPr>
+        <w:t>&lt;/div&gt;</w:t>
+      </w:r>
+    </w:p>
+    <w:p>
+      <w:pPr>
+        <w:pStyle w:val="Text A"/>
+      </w:pPr>
+      <w:r>
+        <w:rPr>
+          <w:rtl w:val="0"/>
+        </w:rPr>
+        <w:t>&lt;/div&gt;</w:t>
       </w:r>
     </w:p>
     <w:sectPr>
